--- a/tests/corpus_v2/docs/services_0014.docx
+++ b/tests/corpus_v2/docs/services_0014.docx
@@ -21,19 +21,25 @@
         <w:rPr>
           <w:b/>
         </w:rPr>
-        <w:t xml:space="preserve">№ 109/2023-А</w:t>
-      </w:r>
-    </w:p>
-    <w:p/>
-    <w:p>
-      <w:r>
-        <w:t xml:space="preserve">г. Пермь</w:t>
+        <w:t xml:space="preserve">№ </w:t>
+      </w:r>
+      <w:r>
+        <w:rPr>
+          <w:b/>
+        </w:rPr>
+        <w:t xml:space="preserve">55Ф-27055/14-641Д</w:t>
+      </w:r>
+    </w:p>
+    <w:p/>
+    <w:p>
+      <w:r>
+        <w:t xml:space="preserve">г. Ростов-на-Дону</w:t>
       </w:r>
       <w:r>
         <w:t xml:space="preserve">     </w:t>
       </w:r>
       <w:r>
-        <w:t xml:space="preserve">«15» января 2024 г.</w:t>
+        <w:t xml:space="preserve">3 июля 2024 г.</w:t>
       </w:r>
     </w:p>
     <w:p/>
@@ -108,10 +114,10 @@
         <w:t xml:space="preserve">, именуемый в дальнейшем «Заказчик»</w:t>
       </w:r>
       <w:r>
-        <w:t xml:space="preserve">, с другой стороны, совместно именуемые «Стороны», заключили настоящий </w:t>
-      </w:r>
-      <w:r>
-        <w:t xml:space="preserve">Договор № 33/2025-С</w:t>
+        <w:t xml:space="preserve">, с другой стороны, совместно именуемые «Стороны», заключили настоящий Договор № </w:t>
+      </w:r>
+      <w:r>
+        <w:t xml:space="preserve">75/2024-С</w:t>
       </w:r>
       <w:r>
         <w:t xml:space="preserve"> (далее — Договор) о нижеследующем:</w:t>
@@ -150,7 +156,7 @@
         <w:t xml:space="preserve">Услуги считаются оказанными после подписания Сторонами акта сдачи-приёмки. Срок оплаты — </w:t>
       </w:r>
       <w:r>
-        <w:t xml:space="preserve">7 рабочих дней</w:t>
+        <w:t xml:space="preserve">в течение 14 (Четырнадцати) дней с момента выставления счета</w:t>
       </w:r>
       <w:r>
         <w:t xml:space="preserve">.</w:t>
@@ -178,7 +184,13 @@
         <w:t xml:space="preserve">2.1. Общая цена Договора: </w:t>
       </w:r>
       <w:r>
-        <w:t xml:space="preserve">7 000 рублей</w:t>
+        <w:t xml:space="preserve">930 000,1 (Девятьсот тридцать тысяч) руб.</w:t>
+      </w:r>
+      <w:r>
+        <w:t xml:space="preserve">, </w:t>
+      </w:r>
+      <w:r>
+        <w:t xml:space="preserve">Без НДС</w:t>
       </w:r>
       <w:r>
         <w:t xml:space="preserve">.</w:t>
@@ -189,7 +201,7 @@
         <w:t xml:space="preserve">2.2. Налог: </w:t>
       </w:r>
       <w:r>
-        <w:t xml:space="preserve">1/150 ключевой ставки ЦБ РФ</w:t>
+        <w:t xml:space="preserve">1/300 ключевой ставки ЦБ РФ от общей суммы счета</w:t>
       </w:r>
       <w:r>
         <w:t xml:space="preserve">.</w:t>
@@ -200,7 +212,7 @@
         <w:t xml:space="preserve">2.3. Срок оплаты — </w:t>
       </w:r>
       <w:r>
-        <w:t xml:space="preserve">не позднее 04.04.2025</w:t>
+        <w:t xml:space="preserve">не позднее 08.04.2026</w:t>
       </w:r>
       <w:r>
         <w:t xml:space="preserve">.</w:t>
@@ -220,7 +232,7 @@
         <w:t xml:space="preserve">, артикул </w:t>
       </w:r>
       <w:r>
-        <w:t xml:space="preserve">RM-8335-67</w:t>
+        <w:t xml:space="preserve">RM-8383-42</w:t>
       </w:r>
       <w:r>
         <w:t xml:space="preserve">, код </w:t>
@@ -280,16 +292,19 @@
         <w:t xml:space="preserve">. Цена — </w:t>
       </w:r>
       <w:r>
-        <w:t xml:space="preserve">включая НДС </w:t>
-      </w:r>
-      <w:r>
-        <w:t xml:space="preserve">22%</w:t>
+        <w:t xml:space="preserve">Шестьсот двадцать четыре тысячи два рубля 00 копеек</w:t>
+      </w:r>
+      <w:r>
+        <w:t xml:space="preserve">, включая НДС </w:t>
+      </w:r>
+      <w:r>
+        <w:t xml:space="preserve">20%</w:t>
       </w:r>
       <w:r>
         <w:t xml:space="preserve"> в размере </w:t>
       </w:r>
       <w:r>
-        <w:t xml:space="preserve">79 649 (Семьдесят девять тысяч шестьсот сорок девять) рублей</w:t>
+        <w:t xml:space="preserve">7 700 000 (семь миллионов семьсот тысяч) рублей 00 копеек</w:t>
       </w:r>
       <w:r>
         <w:t xml:space="preserve">.</w:t>
@@ -309,7 +324,7 @@
         <w:t xml:space="preserve">3.1. Место исполнения обязательств: </w:t>
       </w:r>
       <w:r>
-        <w:t xml:space="preserve">пер. Победы, д. 45, пос. Заречный, Свердловская обл.</w:t>
+        <w:t xml:space="preserve">бул. Мира, д. 30, с. Ивановское, Тверская обл.</w:t>
       </w:r>
       <w:r>
         <w:t xml:space="preserve">.</w:t>
@@ -326,7 +341,7 @@
         <w:t xml:space="preserve"> по телефону </w:t>
       </w:r>
       <w:r>
-        <w:t xml:space="preserve">+7 (499) 341-39-29</w:t>
+        <w:t xml:space="preserve">+7 (499) 672-94-33</w:t>
       </w:r>
       <w:r>
         <w:t xml:space="preserve">.</w:t>
@@ -337,7 +352,7 @@
         <w:t xml:space="preserve">3.3. Срок исполнения обязательств — </w:t>
       </w:r>
       <w:r>
-        <w:t xml:space="preserve">не более 24 месяцев с момента заключения кредитного договора</w:t>
+        <w:t xml:space="preserve">в течение 10 календарных дней с момента поступления денежных средств на расчетный счет</w:t>
       </w:r>
       <w:r>
         <w:t xml:space="preserve">.</w:t>
@@ -368,13 +383,13 @@
         <w:t xml:space="preserve">Размер неустойки за нарушение сроков оплаты: </w:t>
       </w:r>
       <w:r>
-        <w:t xml:space="preserve">НДС 20%</w:t>
+        <w:t xml:space="preserve">7 (семь) процентов от цены Договора</w:t>
       </w:r>
       <w:r>
         <w:t xml:space="preserve">. Предельный размер ответственности: </w:t>
       </w:r>
       <w:r>
-        <w:t xml:space="preserve">7 (семь) процентов</w:t>
+        <w:t xml:space="preserve">0,2 (двух десятых) % от стоимости неоплаченных работ</w:t>
       </w:r>
       <w:r>
         <w:t xml:space="preserve">.</w:t>
@@ -396,7 +411,7 @@
         <w:t xml:space="preserve">Сторона, для которой создалась невозможность исполнения, обязана уведомить другую Сторону. Срок уведомления — </w:t>
       </w:r>
       <w:r>
-        <w:t xml:space="preserve">в течение 10 банковских дней с даты подписания Сторонами акта сдачи-приемки оказанных услуг</w:t>
+        <w:t xml:space="preserve">в течение 20 (Двадцати) банковских дней с даты подписания Сторонами акта сдачи-приемки оказанных услуг</w:t>
       </w:r>
       <w:r>
         <w:t xml:space="preserve">.</w:t>
@@ -410,23 +425,73 @@
         <w:t xml:space="preserve">Все споры и разногласия решаются путём переговоров. Претензионный порядок обязателен, срок ответа на претензию — </w:t>
       </w:r>
       <w:r>
-        <w:t xml:space="preserve">в течение 7 рабочих дней с момента выставления счета</w:t>
-      </w:r>
-      <w:r>
-        <w:t xml:space="preserve">.</w:t>
-      </w:r>
-    </w:p>
-    <w:p/>
-    <w:p/>
-    <w:p>
-      <w:r>
-        <w:rPr>
-          <w:b/>
-        </w:rPr>
-        <w:t xml:space="preserve">РЕКВИЗИТЫ И ПОДПИСИ СТОРОН</w:t>
-      </w:r>
-    </w:p>
-    <w:p/>
+        <w:t xml:space="preserve">не позднее 09.02.2026</w:t>
+      </w:r>
+      <w:r>
+        <w:t xml:space="preserve">.</w:t>
+      </w:r>
+    </w:p>
+    <w:p/>
+    <w:p/>
+    <w:p/>
+    <w:p>
+      <w:r>
+        <w:rPr>
+          <w:b/>
+        </w:rPr>
+        <w:t xml:space="preserve">9. КОНТРОЛЬНЫЕ ВЕЛИЧИНЫ</w:t>
+      </w:r>
+    </w:p>
+    <w:p>
+      <w:r>
+        <w:t xml:space="preserve">9.1. Контрольная запись: </w:t>
+      </w:r>
+      <w:r>
+        <w:rPr>
+          <w:b/>
+        </w:rPr>
+        <w:t xml:space="preserve">1/1</w:t>
+      </w:r>
+      <w:r>
+        <w:t xml:space="preserve">50 ключевой ставки ЦБ РФ годовых</w:t>
+      </w:r>
+      <w:r>
+        <w:t xml:space="preserve">.</w:t>
+      </w:r>
+    </w:p>
+    <w:p>
+      <w:r>
+        <w:t xml:space="preserve">9.2. Контрольная запись: </w:t>
+      </w:r>
+      <w:r>
+        <w:rPr>
+          <w:b/>
+        </w:rPr>
+        <w:t xml:space="preserve">в течение 1</w:t>
+      </w:r>
+      <w:r>
+        <w:t xml:space="preserve">0 (Десяти) рабочих дней с момента подписания акта</w:t>
+      </w:r>
+      <w:r>
+        <w:t xml:space="preserve">.</w:t>
+      </w:r>
+    </w:p>
+    <w:p>
+      <w:r>
+        <w:t xml:space="preserve">9.3. Контрольная запись: </w:t>
+      </w:r>
+      <w:r>
+        <w:t xml:space="preserve">98/23</w:t>
+      </w:r>
+      <w:r>
+        <w:t xml:space="preserve">.</w:t>
+      </w:r>
+    </w:p>
+    <w:p>
+      <w:r>
+        <w:t xml:space="preserve">9.4. Контрольная запись (таблица):</w:t>
+      </w:r>
+    </w:p>
     <w:tbl>
       <w:tblPr>
         <w:tblW w:w="9360" w:type="dxa"/>
@@ -450,101 +515,7 @@
           </w:tcPr>
           <w:p>
             <w:r>
-              <w:rPr>
-                <w:b/>
-              </w:rPr>
-              <w:t xml:space="preserve">Исполнитель:</w:t>
-            </w:r>
-          </w:p>
-          <w:p>
-            <w:r>
-              <w:t xml:space="preserve">Гусева Елена Юрьевна</w:t>
-            </w:r>
-          </w:p>
-          <w:p>
-            <w:r>
-              <w:t xml:space="preserve">Дата рождения: </w:t>
-            </w:r>
-            <w:r>
-              <w:t xml:space="preserve">03.05.1977</w:t>
-            </w:r>
-          </w:p>
-          <w:p>
-            <w:r>
-              <w:t xml:space="preserve">Адрес регистрации: </w:t>
-            </w:r>
-            <w:r>
-              <w:t xml:space="preserve">проезд Строителей, д. 11, пгт. Софрино, Республика Татарстан</w:t>
-            </w:r>
-          </w:p>
-          <w:p>
-            <w:r>
-              <w:t xml:space="preserve">Паспорт </w:t>
-            </w:r>
-            <w:r>
-              <w:t xml:space="preserve">01 23 263248</w:t>
-            </w:r>
-            <w:r>
-              <w:t xml:space="preserve">, выдан ОВД «Тропарёво» г. Москвы 11.03.2002</w:t>
-            </w:r>
-            <w:r>
-              <w:t xml:space="preserve">, код подразделения </w:t>
-            </w:r>
-            <w:r>
-              <w:t xml:space="preserve">018-927</w:t>
-            </w:r>
-          </w:p>
-          <w:p>
-            <w:r>
-              <w:t xml:space="preserve">СНИЛС </w:t>
-            </w:r>
-            <w:r>
-              <w:t xml:space="preserve">687-587-173 83</w:t>
-            </w:r>
-            <w:r>
-              <w:t xml:space="preserve"> ИНН </w:t>
-            </w:r>
-            <w:r>
-              <w:t xml:space="preserve">886465145429</w:t>
-            </w:r>
-          </w:p>
-          <w:p>
-            <w:r>
-              <w:t xml:space="preserve">Тел.: </w:t>
-            </w:r>
-            <w:r>
-              <w:t xml:space="preserve">+7 (499) 806-62-82</w:t>
-            </w:r>
-          </w:p>
-          <w:p>
-            <w:r>
-              <w:t xml:space="preserve">E-mail: </w:t>
-            </w:r>
-            <w:r>
-              <w:t xml:space="preserve">guseva@romashka.ru</w:t>
-            </w:r>
-          </w:p>
-          <w:p/>
-          <w:p>
-            <w:r>
-              <w:t xml:space="preserve">______________ </w:t>
-            </w:r>
-            <w:r>
-              <w:t xml:space="preserve">Гусева Е. Ю.</w:t>
-            </w:r>
-          </w:p>
-          <w:p>
-            <w:r>
-              <w:t xml:space="preserve">Согласовано: </w:t>
-            </w:r>
-            <w:r>
-              <w:rPr>
-                <w:b/>
-              </w:rPr>
-              <w:t xml:space="preserve">Гусева Еле</w:t>
-            </w:r>
-            <w:r>
-              <w:t xml:space="preserve">на Юрьевна</w:t>
+              <w:t xml:space="preserve">5910</w:t>
             </w:r>
           </w:p>
         </w:tc>
@@ -554,6 +525,149 @@
           </w:tcPr>
           <w:p>
             <w:r>
+              <w:t xml:space="preserve">0000 руб. 0 коп.</w:t>
+            </w:r>
+          </w:p>
+        </w:tc>
+      </w:tr>
+    </w:tbl>
+    <w:p/>
+    <w:p>
+      <w:r>
+        <w:rPr>
+          <w:b/>
+        </w:rPr>
+        <w:t xml:space="preserve">РЕКВИЗИТЫ И ПОДПИСИ СТОРОН</w:t>
+      </w:r>
+    </w:p>
+    <w:p/>
+    <w:tbl>
+      <w:tblPr>
+        <w:tblW w:w="9360" w:type="dxa"/>
+        <w:tblBorders>
+          <w:top w:val="single" w:sz="4" w:color="auto"/>
+          <w:left w:val="single" w:sz="4" w:color="auto"/>
+          <w:bottom w:val="single" w:sz="4" w:color="auto"/>
+          <w:right w:val="single" w:sz="4" w:color="auto"/>
+          <w:insideH w:val="single" w:sz="4" w:color="auto"/>
+          <w:insideV w:val="single" w:sz="4" w:color="auto"/>
+        </w:tblBorders>
+      </w:tblPr>
+      <w:tblGrid>
+        <w:gridCol w:w="4680"/>
+        <w:gridCol w:w="4680"/>
+      </w:tblGrid>
+      <w:tr>
+        <w:tc>
+          <w:tcPr>
+            <w:tcW w:w="4680" w:type="dxa"/>
+          </w:tcPr>
+          <w:p>
+            <w:r>
+              <w:rPr>
+                <w:b/>
+              </w:rPr>
+              <w:t xml:space="preserve">Исполнитель:</w:t>
+            </w:r>
+          </w:p>
+          <w:p>
+            <w:r>
+              <w:t xml:space="preserve">Гусева Елена Юрьевна</w:t>
+            </w:r>
+          </w:p>
+          <w:p>
+            <w:r>
+              <w:t xml:space="preserve">Дата рождения: </w:t>
+            </w:r>
+            <w:r>
+              <w:t xml:space="preserve">03.05.1977</w:t>
+            </w:r>
+          </w:p>
+          <w:p>
+            <w:r>
+              <w:t xml:space="preserve">Адрес регистрации: </w:t>
+            </w:r>
+            <w:r>
+              <w:t xml:space="preserve">пер. Тверская, д. 48, пос. Заречный, Республика Татарстан</w:t>
+            </w:r>
+          </w:p>
+          <w:p>
+            <w:r>
+              <w:t xml:space="preserve">Паспорт </w:t>
+            </w:r>
+            <w:r>
+              <w:t xml:space="preserve">01 23 263248</w:t>
+            </w:r>
+            <w:r>
+              <w:t xml:space="preserve">, выдан ОВД «Тропарёво» г. Москвы 11.03.2002</w:t>
+            </w:r>
+            <w:r>
+              <w:t xml:space="preserve">, код подразделения </w:t>
+            </w:r>
+            <w:r>
+              <w:t xml:space="preserve">018-927</w:t>
+            </w:r>
+          </w:p>
+          <w:p>
+            <w:r>
+              <w:t xml:space="preserve">СНИЛС </w:t>
+            </w:r>
+            <w:r>
+              <w:t xml:space="preserve">687-587-173 83</w:t>
+            </w:r>
+            <w:r>
+              <w:t xml:space="preserve"> ИНН </w:t>
+            </w:r>
+            <w:r>
+              <w:t xml:space="preserve">886465145429</w:t>
+            </w:r>
+          </w:p>
+          <w:p>
+            <w:r>
+              <w:t xml:space="preserve">Тел.: </w:t>
+            </w:r>
+            <w:r>
+              <w:t xml:space="preserve">+7 (495) 676-11-36</w:t>
+            </w:r>
+          </w:p>
+          <w:p>
+            <w:r>
+              <w:t xml:space="preserve">E-mail: </w:t>
+            </w:r>
+            <w:r>
+              <w:t xml:space="preserve">guseva@sibtrans.ru</w:t>
+            </w:r>
+          </w:p>
+          <w:p/>
+          <w:p>
+            <w:r>
+              <w:t xml:space="preserve">______________ </w:t>
+            </w:r>
+            <w:r>
+              <w:t xml:space="preserve">Гусева Е. Ю.</w:t>
+            </w:r>
+          </w:p>
+          <w:p>
+            <w:r>
+              <w:t xml:space="preserve">Согласовано: </w:t>
+            </w:r>
+            <w:r>
+              <w:rPr>
+                <w:b/>
+              </w:rPr>
+              <w:t xml:space="preserve">Гусева Еле</w:t>
+            </w:r>
+            <w:r>
+              <w:t xml:space="preserve">на Юрьевна</w:t>
+            </w:r>
+          </w:p>
+        </w:tc>
+        <w:tc>
+          <w:tcPr>
+            <w:tcW w:w="4680" w:type="dxa"/>
+          </w:tcPr>
+          <w:p>
+            <w:r>
               <w:rPr>
                 <w:b/>
               </w:rPr>
@@ -578,7 +692,7 @@
               <w:t xml:space="preserve">Адрес регистрации: </w:t>
             </w:r>
             <w:r>
-              <w:t xml:space="preserve">пер. Тверская, д. 48, пос. Заречный, Республика Татарстан</w:t>
+              <w:t xml:space="preserve">просп. Промышленная, д. 6, д. Малые Вязёмы, Московская обл.</w:t>
             </w:r>
           </w:p>
           <w:p>
@@ -617,7 +731,7 @@
               <w:t xml:space="preserve">Тел.: </w:t>
             </w:r>
             <w:r>
-              <w:t xml:space="preserve">+7 (495) 676-11-36</w:t>
+              <w:t xml:space="preserve">+7 (495) 197-40-22</w:t>
             </w:r>
           </w:p>
           <w:p>
@@ -625,7 +739,7 @@
               <w:t xml:space="preserve">E-mail: </w:t>
             </w:r>
             <w:r>
-              <w:t xml:space="preserve">vorobev@sibtrans.ru</w:t>
+              <w:t xml:space="preserve">vorobev@list.ru</w:t>
             </w:r>
           </w:p>
           <w:p/>
@@ -684,13 +798,13 @@
       <w:t xml:space="preserve">ИП Гусева Е. Ю. · </w:t>
     </w:r>
     <w:r>
-      <w:t xml:space="preserve">+7 (499) 316-61-29</w:t>
+      <w:t xml:space="preserve">+7 (846) 226-28-42</w:t>
     </w:r>
     <w:r>
       <w:t xml:space="preserve"> · </w:t>
     </w:r>
     <w:r>
-      <w:t xml:space="preserve">guseva@romashka.ru</w:t>
+      <w:t xml:space="preserve">guseva@yandex.ru</w:t>
     </w:r>
   </w:p>
 </w:hdr>

--- a/tests/corpus_v2/docs/services_0014.docx
+++ b/tests/corpus_v2/docs/services_0014.docx
@@ -481,7 +481,13 @@
         <w:t xml:space="preserve">9.3. Контрольная запись: </w:t>
       </w:r>
       <w:r>
-        <w:t xml:space="preserve">98/23</w:t>
+        <w:rPr>
+          <w:b/>
+        </w:rPr>
+        <w:t xml:space="preserve">9</w:t>
+      </w:r>
+      <w:r>
+        <w:t xml:space="preserve">8/23</w:t>
       </w:r>
       <w:r>
         <w:t xml:space="preserve">.</w:t>

--- a/tests/corpus_v2/docs/services_0014.docx
+++ b/tests/corpus_v2/docs/services_0014.docx
@@ -27,19 +27,19 @@
         <w:rPr>
           <w:b/>
         </w:rPr>
-        <w:t xml:space="preserve">55Ф-27055/14-641Д</w:t>
-      </w:r>
-    </w:p>
-    <w:p/>
-    <w:p>
-      <w:r>
-        <w:t xml:space="preserve">г. Ростов-на-Дону</w:t>
+        <w:t xml:space="preserve">65478/212-сс</w:t>
+      </w:r>
+    </w:p>
+    <w:p/>
+    <w:p>
+      <w:r>
+        <w:t xml:space="preserve">г. Тверь</w:t>
       </w:r>
       <w:r>
         <w:t xml:space="preserve">     </w:t>
       </w:r>
       <w:r>
-        <w:t xml:space="preserve">3 июля 2024 г.</w:t>
+        <w:t xml:space="preserve">21 августа 2023 г.</w:t>
       </w:r>
     </w:p>
     <w:p/>
@@ -117,7 +117,7 @@
         <w:t xml:space="preserve">, с другой стороны, совместно именуемые «Стороны», заключили настоящий Договор № </w:t>
       </w:r>
       <w:r>
-        <w:t xml:space="preserve">75/2024-С</w:t>
+        <w:t xml:space="preserve">64/18</w:t>
       </w:r>
       <w:r>
         <w:t xml:space="preserve"> (далее — Договор) о нижеследующем:</w:t>
@@ -156,7 +156,7 @@
         <w:t xml:space="preserve">Услуги считаются оказанными после подписания Сторонами акта сдачи-приёмки. Срок оплаты — </w:t>
       </w:r>
       <w:r>
-        <w:t xml:space="preserve">в течение 14 (Четырнадцати) дней с момента выставления счета</w:t>
+        <w:t xml:space="preserve">в течение 20 (Двадцати) дней с момента выставления счета</w:t>
       </w:r>
       <w:r>
         <w:t xml:space="preserve">.</w:t>
@@ -184,7 +184,7 @@
         <w:t xml:space="preserve">2.1. Общая цена Договора: </w:t>
       </w:r>
       <w:r>
-        <w:t xml:space="preserve">930 000,1 (Девятьсот тридцать тысяч) руб.</w:t>
+        <w:t xml:space="preserve">9 150 000,4 (Девять миллионов сто пятьдесят тысяч) руб.</w:t>
       </w:r>
       <w:r>
         <w:t xml:space="preserve">, </w:t>
@@ -212,7 +212,7 @@
         <w:t xml:space="preserve">2.3. Срок оплаты — </w:t>
       </w:r>
       <w:r>
-        <w:t xml:space="preserve">не позднее 08.04.2026</w:t>
+        <w:t xml:space="preserve">не позднее 03.06.2025</w:t>
       </w:r>
       <w:r>
         <w:t xml:space="preserve">.</w:t>
@@ -232,7 +232,7 @@
         <w:t xml:space="preserve">, артикул </w:t>
       </w:r>
       <w:r>
-        <w:t xml:space="preserve">RM-8383-42</w:t>
+        <w:t xml:space="preserve">RM-4652-38</w:t>
       </w:r>
       <w:r>
         <w:t xml:space="preserve">, код </w:t>
@@ -292,7 +292,7 @@
         <w:t xml:space="preserve">. Цена — </w:t>
       </w:r>
       <w:r>
-        <w:t xml:space="preserve">Шестьсот двадцать четыре тысячи два рубля 00 копеек</w:t>
+        <w:t xml:space="preserve">Четыре миллиона шестьсот восемьдесят тысяч два рубля 00 копеек</w:t>
       </w:r>
       <w:r>
         <w:t xml:space="preserve">, включая НДС </w:t>
@@ -304,7 +304,7 @@
         <w:t xml:space="preserve"> в размере </w:t>
       </w:r>
       <w:r>
-        <w:t xml:space="preserve">7 700 000 (семь миллионов семьсот тысяч) рублей 00 копеек</w:t>
+        <w:t xml:space="preserve">624 000 (шестьсот двадцать четыре тысячи) рублей 00 копеек</w:t>
       </w:r>
       <w:r>
         <w:t xml:space="preserve">.</w:t>
@@ -324,7 +324,7 @@
         <w:t xml:space="preserve">3.1. Место исполнения обязательств: </w:t>
       </w:r>
       <w:r>
-        <w:t xml:space="preserve">бул. Мира, д. 30, с. Ивановское, Тверская обл.</w:t>
+        <w:t xml:space="preserve">проезд Заречная, д. 14, рп. Обухово, Тверская обл.</w:t>
       </w:r>
       <w:r>
         <w:t xml:space="preserve">.</w:t>
@@ -341,7 +341,7 @@
         <w:t xml:space="preserve"> по телефону </w:t>
       </w:r>
       <w:r>
-        <w:t xml:space="preserve">+7 (499) 672-94-33</w:t>
+        <w:t xml:space="preserve">+7 (499) 339-29-81</w:t>
       </w:r>
       <w:r>
         <w:t xml:space="preserve">.</w:t>
@@ -352,7 +352,7 @@
         <w:t xml:space="preserve">3.3. Срок исполнения обязательств — </w:t>
       </w:r>
       <w:r>
-        <w:t xml:space="preserve">в течение 10 календарных дней с момента поступления денежных средств на расчетный счет</w:t>
+        <w:t xml:space="preserve">в течение 7 календарных дней с момента поступления денежных средств на расчетный счет</w:t>
       </w:r>
       <w:r>
         <w:t xml:space="preserve">.</w:t>
@@ -411,7 +411,7 @@
         <w:t xml:space="preserve">Сторона, для которой создалась невозможность исполнения, обязана уведомить другую Сторону. Срок уведомления — </w:t>
       </w:r>
       <w:r>
-        <w:t xml:space="preserve">в течение 20 (Двадцати) банковских дней с даты подписания Сторонами акта сдачи-приемки оказанных услуг</w:t>
+        <w:t xml:space="preserve">в течение 7 (Семи) банковских дней с даты подписания Сторонами акта сдачи-приемки оказанных услуг</w:t>
       </w:r>
       <w:r>
         <w:t xml:space="preserve">.</w:t>
@@ -425,7 +425,7 @@
         <w:t xml:space="preserve">Все споры и разногласия решаются путём переговоров. Претензионный порядок обязателен, срок ответа на претензию — </w:t>
       </w:r>
       <w:r>
-        <w:t xml:space="preserve">не позднее 09.02.2026</w:t>
+        <w:t xml:space="preserve">не позднее 11.05.2025</w:t>
       </w:r>
       <w:r>
         <w:t xml:space="preserve">.</w:t>
@@ -467,10 +467,10 @@
         <w:rPr>
           <w:b/>
         </w:rPr>
-        <w:t xml:space="preserve">в течение 1</w:t>
-      </w:r>
-      <w:r>
-        <w:t xml:space="preserve">0 (Десяти) рабочих дней с момента подписания акта</w:t>
+        <w:t xml:space="preserve">в течение 3</w:t>
+      </w:r>
+      <w:r>
+        <w:t xml:space="preserve">0 дней со дня предъявления требования</w:t>
       </w:r>
       <w:r>
         <w:t xml:space="preserve">.</w:t>
@@ -484,10 +484,10 @@
         <w:rPr>
           <w:b/>
         </w:rPr>
-        <w:t xml:space="preserve">9</w:t>
-      </w:r>
-      <w:r>
-        <w:t xml:space="preserve">8/23</w:t>
+        <w:t xml:space="preserve">98Ф-10</w:t>
+      </w:r>
+      <w:r>
+        <w:t xml:space="preserve">781/16-707Д</w:t>
       </w:r>
       <w:r>
         <w:t xml:space="preserve">.</w:t>
@@ -521,7 +521,7 @@
           </w:tcPr>
           <w:p>
             <w:r>
-              <w:t xml:space="preserve">5910</w:t>
+              <w:t xml:space="preserve">4260</w:t>
             </w:r>
           </w:p>
         </w:tc>
@@ -531,7 +531,7 @@
           </w:tcPr>
           <w:p>
             <w:r>
-              <w:t xml:space="preserve">0000 руб. 0 коп.</w:t>
+              <w:t xml:space="preserve">0000 руб. 5 коп.</w:t>
             </w:r>
           </w:p>
         </w:tc>
@@ -594,7 +594,7 @@
               <w:t xml:space="preserve">Адрес регистрации: </w:t>
             </w:r>
             <w:r>
-              <w:t xml:space="preserve">пер. Тверская, д. 48, пос. Заречный, Республика Татарстан</w:t>
+              <w:t xml:space="preserve">проезд Профсоюзная, д. 64, пгт. Софрино, Новосибирская обл.</w:t>
             </w:r>
           </w:p>
           <w:p>
@@ -633,7 +633,7 @@
               <w:t xml:space="preserve">Тел.: </w:t>
             </w:r>
             <w:r>
-              <w:t xml:space="preserve">+7 (495) 676-11-36</w:t>
+              <w:t xml:space="preserve">+7 (812) 476-20-20</w:t>
             </w:r>
           </w:p>
           <w:p>
@@ -641,7 +641,7 @@
               <w:t xml:space="preserve">E-mail: </w:t>
             </w:r>
             <w:r>
-              <w:t xml:space="preserve">guseva@sibtrans.ru</w:t>
+              <w:t xml:space="preserve">guseva@romashka.ru</w:t>
             </w:r>
           </w:p>
           <w:p/>
@@ -698,7 +698,7 @@
               <w:t xml:space="preserve">Адрес регистрации: </w:t>
             </w:r>
             <w:r>
-              <w:t xml:space="preserve">просп. Промышленная, д. 6, д. Малые Вязёмы, Московская обл.</w:t>
+              <w:t xml:space="preserve">просп. Гагарина, д. 52, с. Ивановское, Московская обл.</w:t>
             </w:r>
           </w:p>
           <w:p>
@@ -737,7 +737,7 @@
               <w:t xml:space="preserve">Тел.: </w:t>
             </w:r>
             <w:r>
-              <w:t xml:space="preserve">+7 (495) 197-40-22</w:t>
+              <w:t xml:space="preserve">+7 (812) 226-22-22</w:t>
             </w:r>
           </w:p>
           <w:p>
@@ -745,7 +745,7 @@
               <w:t xml:space="preserve">E-mail: </w:t>
             </w:r>
             <w:r>
-              <w:t xml:space="preserve">vorobev@list.ru</w:t>
+              <w:t xml:space="preserve">vorobev@gmail.com</w:t>
             </w:r>
           </w:p>
           <w:p/>
@@ -804,13 +804,13 @@
       <w:t xml:space="preserve">ИП Гусева Е. Ю. · </w:t>
     </w:r>
     <w:r>
-      <w:t xml:space="preserve">+7 (846) 226-28-42</w:t>
+      <w:t xml:space="preserve">+7 (495) 752-53-96</w:t>
     </w:r>
     <w:r>
       <w:t xml:space="preserve"> · </w:t>
     </w:r>
     <w:r>
-      <w:t xml:space="preserve">guseva@yandex.ru</w:t>
+      <w:t xml:space="preserve">guseva@mail.ru</w:t>
     </w:r>
   </w:p>
 </w:hdr>

--- a/tests/corpus_v2/docs/services_0014.docx
+++ b/tests/corpus_v2/docs/services_0014.docx
@@ -27,19 +27,19 @@
         <w:rPr>
           <w:b/>
         </w:rPr>
-        <w:t xml:space="preserve">65478/212-сс</w:t>
-      </w:r>
-    </w:p>
-    <w:p/>
-    <w:p>
-      <w:r>
-        <w:t xml:space="preserve">г. Тверь</w:t>
+        <w:t xml:space="preserve">12256/458-сс</w:t>
+      </w:r>
+    </w:p>
+    <w:p/>
+    <w:p>
+      <w:r>
+        <w:t xml:space="preserve">г. Екатеринбург</w:t>
       </w:r>
       <w:r>
         <w:t xml:space="preserve">     </w:t>
       </w:r>
       <w:r>
-        <w:t xml:space="preserve">21 августа 2023 г.</w:t>
+        <w:t xml:space="preserve">7 марта 2025 г.</w:t>
       </w:r>
     </w:p>
     <w:p/>
@@ -54,7 +54,7 @@
         <w:t xml:space="preserve">паспорт </w:t>
       </w:r>
       <w:r>
-        <w:t xml:space="preserve">01 23 263248</w:t>
+        <w:t xml:space="preserve">72 17 834970</w:t>
       </w:r>
       <w:r>
         <w:t xml:space="preserve">, выдан </w:t>
@@ -90,25 +90,25 @@
         <w:t xml:space="preserve">паспорт </w:t>
       </w:r>
       <w:r>
-        <w:t xml:space="preserve">70 15 963951</w:t>
+        <w:t xml:space="preserve">83 02 925857</w:t>
       </w:r>
       <w:r>
         <w:t xml:space="preserve">, выдан </w:t>
       </w:r>
       <w:r>
-        <w:t xml:space="preserve">ОВД «Тропарёво» г. Москвы</w:t>
+        <w:t xml:space="preserve">ГУ МВД России по г. Москве</w:t>
       </w:r>
       <w:r>
         <w:t xml:space="preserve"> </w:t>
       </w:r>
       <w:r>
-        <w:t xml:space="preserve">19.08.2019</w:t>
+        <w:t xml:space="preserve">03.10.2016</w:t>
       </w:r>
       <w:r>
         <w:t xml:space="preserve">, код подразделения </w:t>
       </w:r>
       <w:r>
-        <w:t xml:space="preserve">798-238</w:t>
+        <w:t xml:space="preserve">956-450</w:t>
       </w:r>
       <w:r>
         <w:t xml:space="preserve">, именуемый в дальнейшем «Заказчик»</w:t>
@@ -117,7 +117,7 @@
         <w:t xml:space="preserve">, с другой стороны, совместно именуемые «Стороны», заключили настоящий Договор № </w:t>
       </w:r>
       <w:r>
-        <w:t xml:space="preserve">64/18</w:t>
+        <w:t xml:space="preserve">66/12</w:t>
       </w:r>
       <w:r>
         <w:t xml:space="preserve"> (далее — Договор) о нижеследующем:</w:t>
@@ -156,7 +156,7 @@
         <w:t xml:space="preserve">Услуги считаются оказанными после подписания Сторонами акта сдачи-приёмки. Срок оплаты — </w:t>
       </w:r>
       <w:r>
-        <w:t xml:space="preserve">в течение 20 (Двадцати) дней с момента выставления счета</w:t>
+        <w:t xml:space="preserve">в течение 30 (Тридцати) дней с момента выставления счета</w:t>
       </w:r>
       <w:r>
         <w:t xml:space="preserve">.</w:t>
@@ -184,7 +184,7 @@
         <w:t xml:space="preserve">2.1. Общая цена Договора: </w:t>
       </w:r>
       <w:r>
-        <w:t xml:space="preserve">9 150 000,4 (Девять миллионов сто пятьдесят тысяч) руб.</w:t>
+        <w:t xml:space="preserve">27 000 000,5 (Двадцать семь миллионов) руб.</w:t>
       </w:r>
       <w:r>
         <w:t xml:space="preserve">, </w:t>
@@ -212,7 +212,7 @@
         <w:t xml:space="preserve">2.3. Срок оплаты — </w:t>
       </w:r>
       <w:r>
-        <w:t xml:space="preserve">не позднее 03.06.2025</w:t>
+        <w:t xml:space="preserve">не позднее 10.05.2025</w:t>
       </w:r>
       <w:r>
         <w:t xml:space="preserve">.</w:t>
@@ -232,7 +232,7 @@
         <w:t xml:space="preserve">, артикул </w:t>
       </w:r>
       <w:r>
-        <w:t xml:space="preserve">RM-4652-38</w:t>
+        <w:t xml:space="preserve">RM-6333-22</w:t>
       </w:r>
       <w:r>
         <w:t xml:space="preserve">, код </w:t>
@@ -289,10 +289,16 @@
         <w:t xml:space="preserve">МКАС при ТПП РФ</w:t>
       </w:r>
       <w:r>
+        <w:t xml:space="preserve">. Товар отгружается с сопроводительным документом паспорт качества № </w:t>
+      </w:r>
+      <w:r>
+        <w:t xml:space="preserve">29 08 469499</w:t>
+      </w:r>
+      <w:r>
         <w:t xml:space="preserve">. Цена — </w:t>
       </w:r>
       <w:r>
-        <w:t xml:space="preserve">Четыре миллиона шестьсот восемьдесят тысяч два рубля 00 копеек</w:t>
+        <w:t xml:space="preserve">Восемь миллионов сто восемьдесят тысяч два рубля 00 копеек</w:t>
       </w:r>
       <w:r>
         <w:t xml:space="preserve">, включая НДС </w:t>
@@ -602,7 +608,7 @@
               <w:t xml:space="preserve">Паспорт </w:t>
             </w:r>
             <w:r>
-              <w:t xml:space="preserve">01 23 263248</w:t>
+              <w:t xml:space="preserve">72 17 834970</w:t>
             </w:r>
             <w:r>
               <w:t xml:space="preserve">, выдан ОВД «Тропарёво» г. Москвы 11.03.2002</w:t>
@@ -619,13 +625,13 @@
               <w:t xml:space="preserve">СНИЛС </w:t>
             </w:r>
             <w:r>
-              <w:t xml:space="preserve">687-587-173 83</w:t>
+              <w:t xml:space="preserve">758-717-304 45</w:t>
             </w:r>
             <w:r>
               <w:t xml:space="preserve"> ИНН </w:t>
             </w:r>
             <w:r>
-              <w:t xml:space="preserve">886465145429</w:t>
+              <w:t xml:space="preserve">646514546802</w:t>
             </w:r>
           </w:p>
           <w:p>
@@ -690,7 +696,7 @@
               <w:t xml:space="preserve">Дата рождения: </w:t>
             </w:r>
             <w:r>
-              <w:t xml:space="preserve">02.01.1983</w:t>
+              <w:t xml:space="preserve">22.01.1957</w:t>
             </w:r>
           </w:p>
           <w:p>
@@ -706,16 +712,16 @@
               <w:t xml:space="preserve">Паспорт </w:t>
             </w:r>
             <w:r>
-              <w:t xml:space="preserve">70 15 963951</w:t>
-            </w:r>
-            <w:r>
-              <w:t xml:space="preserve">, выдан ОВД «Тропарёво» г. Москвы 19.08.2019</w:t>
+              <w:t xml:space="preserve">83 02 925857</w:t>
+            </w:r>
+            <w:r>
+              <w:t xml:space="preserve">, выдан ГУ МВД России по г. Москве 03.10.2016</w:t>
             </w:r>
             <w:r>
               <w:t xml:space="preserve">, код подразделения </w:t>
             </w:r>
             <w:r>
-              <w:t xml:space="preserve">798-238</w:t>
+              <w:t xml:space="preserve">956-450</w:t>
             </w:r>
           </w:p>
           <w:p>
@@ -723,13 +729,13 @@
               <w:t xml:space="preserve">СНИЛС </w:t>
             </w:r>
             <w:r>
-              <w:t xml:space="preserve">024-389-520 56</w:t>
+              <w:t xml:space="preserve">243-895-208 97</w:t>
             </w:r>
             <w:r>
               <w:t xml:space="preserve"> ИНН </w:t>
             </w:r>
             <w:r>
-              <w:t xml:space="preserve">013510008834</w:t>
+              <w:t xml:space="preserve">135100088024</w:t>
             </w:r>
           </w:p>
           <w:p>

--- a/tests/corpus_v2/docs/services_0014.docx
+++ b/tests/corpus_v2/docs/services_0014.docx
@@ -295,10 +295,46 @@
         <w:t xml:space="preserve">29 08 469499</w:t>
       </w:r>
       <w:r>
+        <w:t xml:space="preserve">. К партии приложен паспорт изделия № </w:t>
+      </w:r>
+      <w:r>
+        <w:t xml:space="preserve">58 09 629193</w:t>
+      </w:r>
+      <w:r>
+        <w:t xml:space="preserve">. Оборудование поставляется с паспортом транспортного средства № </w:t>
+      </w:r>
+      <w:r>
+        <w:t xml:space="preserve">16 10 779115</w:t>
+      </w:r>
+      <w:r>
+        <w:t xml:space="preserve">. Приёмка производится согласно техническому паспорту </w:t>
+      </w:r>
+      <w:r>
+        <w:t xml:space="preserve">35 09 367187</w:t>
+      </w:r>
+      <w:r>
+        <w:t xml:space="preserve">. СНИЛС не указан, номер заказа </w:t>
+      </w:r>
+      <w:r>
+        <w:t xml:space="preserve">846-108-463 29</w:t>
+      </w:r>
+      <w:r>
+        <w:t xml:space="preserve">. Дата рождения не проставлена, документ выдан </w:t>
+      </w:r>
+      <w:r>
+        <w:t xml:space="preserve">08.04.2017</w:t>
+      </w:r>
+      <w:r>
+        <w:t xml:space="preserve">. Код подразделения, см. артикул </w:t>
+      </w:r>
+      <w:r>
+        <w:t xml:space="preserve">573-674</w:t>
+      </w:r>
+      <w:r>
         <w:t xml:space="preserve">. Цена — </w:t>
       </w:r>
       <w:r>
-        <w:t xml:space="preserve">Восемь миллионов сто восемьдесят тысяч два рубля 00 копеек</w:t>
+        <w:t xml:space="preserve">Сто девяносто девять тысяч два рубля 00 копеек</w:t>
       </w:r>
       <w:r>
         <w:t xml:space="preserve">, включая НДС </w:t>
@@ -310,7 +346,7 @@
         <w:t xml:space="preserve"> в размере </w:t>
       </w:r>
       <w:r>
-        <w:t xml:space="preserve">624 000 (шестьсот двадцать четыре тысячи) рублей 00 копеек</w:t>
+        <w:t xml:space="preserve">9 420 000 (девять миллионов четыреста двадцать тысяч) рублей 00 копеек</w:t>
       </w:r>
       <w:r>
         <w:t xml:space="preserve">.</w:t>
@@ -330,7 +366,7 @@
         <w:t xml:space="preserve">3.1. Место исполнения обязательств: </w:t>
       </w:r>
       <w:r>
-        <w:t xml:space="preserve">проезд Заречная, д. 14, рп. Обухово, Тверская обл.</w:t>
+        <w:t xml:space="preserve">проезд Строителей, д. 11, пгт. Софрино, Республика Татарстан</w:t>
       </w:r>
       <w:r>
         <w:t xml:space="preserve">.</w:t>
@@ -347,7 +383,7 @@
         <w:t xml:space="preserve"> по телефону </w:t>
       </w:r>
       <w:r>
-        <w:t xml:space="preserve">+7 (499) 339-29-81</w:t>
+        <w:t xml:space="preserve">+7 (499) 806-62-82</w:t>
       </w:r>
       <w:r>
         <w:t xml:space="preserve">.</w:t>
@@ -358,7 +394,7 @@
         <w:t xml:space="preserve">3.3. Срок исполнения обязательств — </w:t>
       </w:r>
       <w:r>
-        <w:t xml:space="preserve">в течение 7 календарных дней с момента поступления денежных средств на расчетный счет</w:t>
+        <w:t xml:space="preserve">в течение 3 календарных дней с момента поступления денежных средств на расчетный счет</w:t>
       </w:r>
       <w:r>
         <w:t xml:space="preserve">.</w:t>
@@ -389,7 +425,7 @@
         <w:t xml:space="preserve">Размер неустойки за нарушение сроков оплаты: </w:t>
       </w:r>
       <w:r>
-        <w:t xml:space="preserve">7 (семь) процентов от цены Договора</w:t>
+        <w:t xml:space="preserve">20 (двадцать) процентов от цены Договора</w:t>
       </w:r>
       <w:r>
         <w:t xml:space="preserve">. Предельный размер ответственности: </w:t>
@@ -417,7 +453,7 @@
         <w:t xml:space="preserve">Сторона, для которой создалась невозможность исполнения, обязана уведомить другую Сторону. Срок уведомления — </w:t>
       </w:r>
       <w:r>
-        <w:t xml:space="preserve">в течение 7 (Семи) банковских дней с даты подписания Сторонами акта сдачи-приемки оказанных услуг</w:t>
+        <w:t xml:space="preserve">в течение 45 (Сорока пяти) банковских дней с даты подписания Сторонами акта сдачи-приемки оказанных услуг</w:t>
       </w:r>
       <w:r>
         <w:t xml:space="preserve">.</w:t>
@@ -431,7 +467,7 @@
         <w:t xml:space="preserve">Все споры и разногласия решаются путём переговоров. Претензионный порядок обязателен, срок ответа на претензию — </w:t>
       </w:r>
       <w:r>
-        <w:t xml:space="preserve">не позднее 11.05.2025</w:t>
+        <w:t xml:space="preserve">не позднее 20.09.2026</w:t>
       </w:r>
       <w:r>
         <w:t xml:space="preserve">.</w:t>
@@ -473,7 +509,7 @@
         <w:rPr>
           <w:b/>
         </w:rPr>
-        <w:t xml:space="preserve">в течение 3</w:t>
+        <w:t xml:space="preserve">в течение 2</w:t>
       </w:r>
       <w:r>
         <w:t xml:space="preserve">0 дней со дня предъявления требования</w:t>
@@ -490,10 +526,10 @@
         <w:rPr>
           <w:b/>
         </w:rPr>
-        <w:t xml:space="preserve">98Ф-10</w:t>
-      </w:r>
-      <w:r>
-        <w:t xml:space="preserve">781/16-707Д</w:t>
+        <w:t xml:space="preserve">11Ф-97</w:t>
+      </w:r>
+      <w:r>
+        <w:t xml:space="preserve">772/12-577Д</w:t>
       </w:r>
       <w:r>
         <w:t xml:space="preserve">.</w:t>
@@ -527,7 +563,7 @@
           </w:tcPr>
           <w:p>
             <w:r>
-              <w:t xml:space="preserve">4260</w:t>
+              <w:t xml:space="preserve">22</w:t>
             </w:r>
           </w:p>
         </w:tc>
@@ -537,7 +573,7 @@
           </w:tcPr>
           <w:p>
             <w:r>
-              <w:t xml:space="preserve">0000 руб. 5 коп.</w:t>
+              <w:t xml:space="preserve">000 руб. 0 коп.</w:t>
             </w:r>
           </w:p>
         </w:tc>
@@ -600,7 +636,7 @@
               <w:t xml:space="preserve">Адрес регистрации: </w:t>
             </w:r>
             <w:r>
-              <w:t xml:space="preserve">проезд Профсоюзная, д. 64, пгт. Софрино, Новосибирская обл.</w:t>
+              <w:t xml:space="preserve">просп. Промышленная, д. 6, д. Малые Вязёмы, Московская обл.</w:t>
             </w:r>
           </w:p>
           <w:p>
@@ -639,7 +675,7 @@
               <w:t xml:space="preserve">Тел.: </w:t>
             </w:r>
             <w:r>
-              <w:t xml:space="preserve">+7 (812) 476-20-20</w:t>
+              <w:t xml:space="preserve">+7 (495) 197-40-22</w:t>
             </w:r>
           </w:p>
           <w:p>
@@ -647,7 +683,7 @@
               <w:t xml:space="preserve">E-mail: </w:t>
             </w:r>
             <w:r>
-              <w:t xml:space="preserve">guseva@romashka.ru</w:t>
+              <w:t xml:space="preserve">guseva@list.ru</w:t>
             </w:r>
           </w:p>
           <w:p/>
@@ -704,7 +740,7 @@
               <w:t xml:space="preserve">Адрес регистрации: </w:t>
             </w:r>
             <w:r>
-              <w:t xml:space="preserve">просп. Гагарина, д. 52, с. Ивановское, Московская обл.</w:t>
+              <w:t xml:space="preserve">наб. Победы, д. 20, д. Малые Вязёмы, Краснодарский край</w:t>
             </w:r>
           </w:p>
           <w:p>
@@ -743,7 +779,7 @@
               <w:t xml:space="preserve">Тел.: </w:t>
             </w:r>
             <w:r>
-              <w:t xml:space="preserve">+7 (812) 226-22-22</w:t>
+              <w:t xml:space="preserve">+7 (846) 141-39-73</w:t>
             </w:r>
           </w:p>
           <w:p>
@@ -751,7 +787,7 @@
               <w:t xml:space="preserve">E-mail: </w:t>
             </w:r>
             <w:r>
-              <w:t xml:space="preserve">vorobev@gmail.com</w:t>
+              <w:t xml:space="preserve">vorobev@sibtrans.ru</w:t>
             </w:r>
           </w:p>
           <w:p/>
@@ -810,13 +846,13 @@
       <w:t xml:space="preserve">ИП Гусева Е. Ю. · </w:t>
     </w:r>
     <w:r>
-      <w:t xml:space="preserve">+7 (495) 752-53-96</w:t>
+      <w:t xml:space="preserve">+7 (843) 124-95-47</w:t>
     </w:r>
     <w:r>
       <w:t xml:space="preserve"> · </w:t>
     </w:r>
     <w:r>
-      <w:t xml:space="preserve">guseva@mail.ru</w:t>
+      <w:t xml:space="preserve">guseva@sibtrans.ru</w:t>
     </w:r>
   </w:p>
 </w:hdr>

--- a/tests/corpus_v2/docs/services_0014.docx
+++ b/tests/corpus_v2/docs/services_0014.docx
@@ -352,192 +352,118 @@
         <w:t xml:space="preserve">.</w:t>
       </w:r>
     </w:p>
-    <w:p/>
-    <w:p>
-      <w:r>
-        <w:rPr>
-          <w:b/>
-        </w:rPr>
-        <w:t xml:space="preserve">3. МЕСТО И СРОКИ ИСПОЛНЕНИЯ</w:t>
-      </w:r>
-    </w:p>
-    <w:p>
-      <w:r>
-        <w:t xml:space="preserve">3.1. Место исполнения обязательств: </w:t>
-      </w:r>
-      <w:r>
-        <w:t xml:space="preserve">проезд Строителей, д. 11, пгт. Софрино, Республика Татарстан</w:t>
-      </w:r>
-      <w:r>
-        <w:t xml:space="preserve">.</w:t>
-      </w:r>
-    </w:p>
-    <w:p>
-      <w:r>
-        <w:t xml:space="preserve">3.2. Уведомления направляются </w:t>
-      </w:r>
-      <w:r>
-        <w:t xml:space="preserve">Воробьёву Юрию Павловичу</w:t>
-      </w:r>
-      <w:r>
-        <w:t xml:space="preserve"> по телефону </w:t>
-      </w:r>
-      <w:r>
-        <w:t xml:space="preserve">+7 (499) 806-62-82</w:t>
-      </w:r>
-      <w:r>
-        <w:t xml:space="preserve">.</w:t>
-      </w:r>
-    </w:p>
-    <w:p>
-      <w:r>
-        <w:t xml:space="preserve">3.3. Срок исполнения обязательств — </w:t>
-      </w:r>
-      <w:r>
-        <w:t xml:space="preserve">в течение 3 календарных дней с момента поступления денежных средств на расчетный счет</w:t>
-      </w:r>
-      <w:r>
-        <w:t xml:space="preserve">.</w:t>
-      </w:r>
-    </w:p>
-    <w:p/>
-    <w:p>
-      <w:r>
-        <w:rPr>
-          <w:b/>
-        </w:rPr>
-        <w:t xml:space="preserve">4. ПРОЧИЕ УСЛОВИЯ</w:t>
-      </w:r>
-    </w:p>
-    <w:p>
-      <w:r>
-        <w:t xml:space="preserve">4.1. </w:t>
-      </w:r>
-      <w:r>
-        <w:t xml:space="preserve">Стороны несут ответственность за неисполнение или ненадлежащее исполнение обязательств в соответствии с законодательством Российской Федерации.</w:t>
-      </w:r>
-    </w:p>
-    <w:p>
-      <w:r>
-        <w:t xml:space="preserve">4.2. </w:t>
-      </w:r>
-      <w:r>
-        <w:t xml:space="preserve">Размер неустойки за нарушение сроков оплаты: </w:t>
-      </w:r>
-      <w:r>
-        <w:t xml:space="preserve">20 (двадцать) процентов от цены Договора</w:t>
-      </w:r>
-      <w:r>
-        <w:t xml:space="preserve">. Предельный размер ответственности: </w:t>
-      </w:r>
-      <w:r>
-        <w:t xml:space="preserve">0,2 (двух десятых) % от стоимости неоплаченных работ</w:t>
-      </w:r>
-      <w:r>
-        <w:t xml:space="preserve">.</w:t>
-      </w:r>
-    </w:p>
-    <w:p>
-      <w:r>
-        <w:t xml:space="preserve">4.3. </w:t>
-      </w:r>
-      <w:r>
-        <w:t xml:space="preserve">Стороны освобождаются от ответственности при наступлении обстоятельств непреодолимой силы, если они прямо повлияли на исполнение обязательств.</w:t>
-      </w:r>
-    </w:p>
-    <w:p>
-      <w:r>
-        <w:t xml:space="preserve">4.4. </w:t>
-      </w:r>
-      <w:r>
-        <w:t xml:space="preserve">Сторона, для которой создалась невозможность исполнения, обязана уведомить другую Сторону. Срок уведомления — </w:t>
-      </w:r>
-      <w:r>
-        <w:t xml:space="preserve">в течение 45 (Сорока пяти) банковских дней с даты подписания Сторонами акта сдачи-приемки оказанных услуг</w:t>
-      </w:r>
-      <w:r>
-        <w:t xml:space="preserve">.</w:t>
-      </w:r>
-    </w:p>
-    <w:p>
-      <w:r>
-        <w:t xml:space="preserve">4.5. </w:t>
-      </w:r>
-      <w:r>
-        <w:t xml:space="preserve">Все споры и разногласия решаются путём переговоров. Претензионный порядок обязателен, срок ответа на претензию — </w:t>
-      </w:r>
-      <w:r>
-        <w:t xml:space="preserve">не позднее 20.09.2026</w:t>
-      </w:r>
-      <w:r>
-        <w:t xml:space="preserve">.</w:t>
-      </w:r>
-    </w:p>
-    <w:p/>
-    <w:p/>
-    <w:p/>
-    <w:p>
-      <w:r>
-        <w:rPr>
-          <w:b/>
-        </w:rPr>
-        <w:t xml:space="preserve">9. КОНТРОЛЬНЫЕ ВЕЛИЧИНЫ</w:t>
-      </w:r>
-    </w:p>
-    <w:p>
-      <w:r>
-        <w:t xml:space="preserve">9.1. Контрольная запись: </w:t>
-      </w:r>
-      <w:r>
-        <w:rPr>
-          <w:b/>
-        </w:rPr>
-        <w:t xml:space="preserve">1/1</w:t>
-      </w:r>
-      <w:r>
-        <w:t xml:space="preserve">50 ключевой ставки ЦБ РФ годовых</w:t>
-      </w:r>
-      <w:r>
-        <w:t xml:space="preserve">.</w:t>
-      </w:r>
-    </w:p>
-    <w:p>
-      <w:r>
-        <w:t xml:space="preserve">9.2. Контрольная запись: </w:t>
-      </w:r>
-      <w:r>
-        <w:rPr>
-          <w:b/>
-        </w:rPr>
-        <w:t xml:space="preserve">в течение 2</w:t>
-      </w:r>
-      <w:r>
-        <w:t xml:space="preserve">0 дней со дня предъявления требования</w:t>
-      </w:r>
-      <w:r>
-        <w:t xml:space="preserve">.</w:t>
-      </w:r>
-    </w:p>
-    <w:p>
-      <w:r>
-        <w:t xml:space="preserve">9.3. Контрольная запись: </w:t>
-      </w:r>
-      <w:r>
-        <w:rPr>
-          <w:b/>
-        </w:rPr>
-        <w:t xml:space="preserve">11Ф-97</w:t>
-      </w:r>
-      <w:r>
-        <w:t xml:space="preserve">772/12-577Д</w:t>
-      </w:r>
-      <w:r>
-        <w:t xml:space="preserve">.</w:t>
-      </w:r>
-    </w:p>
-    <w:p>
-      <w:r>
-        <w:t xml:space="preserve">9.4. Контрольная запись (таблица):</w:t>
+    <w:p>
+      <w:r>
+        <w:t xml:space="preserve">2.5. </w:t>
+      </w:r>
+      <w:r>
+        <w:t xml:space="preserve">Товар маркирован штрихкодом </w:t>
+      </w:r>
+      <w:r>
+        <w:t xml:space="preserve">4607050385225</w:t>
+      </w:r>
+      <w:r>
+        <w:t xml:space="preserve">. Код контрагента по ОКПО — </w:t>
+      </w:r>
+      <w:r>
+        <w:t xml:space="preserve">8943198111</w:t>
+      </w:r>
+      <w:r>
+        <w:t xml:space="preserve">. Оборудование учтено под инвентарным номером </w:t>
+      </w:r>
+      <w:r>
+        <w:t xml:space="preserve">043557842</w:t>
+      </w:r>
+      <w:r>
+        <w:t xml:space="preserve">, складской позиции присвоен номер </w:t>
+      </w:r>
+      <w:r>
+        <w:t xml:space="preserve">740347116</w:t>
+      </w:r>
+      <w:r>
+        <w:t xml:space="preserve">.</w:t>
+      </w:r>
+    </w:p>
+    <w:p>
+      <w:r>
+        <w:t xml:space="preserve">2.6. </w:t>
+      </w:r>
+      <w:r>
+        <w:t xml:space="preserve">Оплата по счёту-фактуре на КБК </w:t>
+      </w:r>
+      <w:r>
+        <w:t xml:space="preserve">18210101011011000162</w:t>
+      </w:r>
+      <w:r>
+        <w:t xml:space="preserve">. ИНН не присвоен, регистрационный № </w:t>
+      </w:r>
+      <w:r>
+        <w:t xml:space="preserve">8766023959</w:t>
+      </w:r>
+      <w:r>
+        <w:t xml:space="preserve">. ИНН не присвоен, платёжный документ № </w:t>
+      </w:r>
+      <w:r>
+        <w:t xml:space="preserve">861517622410</w:t>
+      </w:r>
+      <w:r>
+        <w:t xml:space="preserve">. Заказчик действует в лице </w:t>
+      </w:r>
+      <w:r>
+        <w:t xml:space="preserve">уполномоченного представителя</w:t>
+      </w:r>
+      <w:r>
+        <w:t xml:space="preserve">, назначаемого приказом.</w:t>
+      </w:r>
+    </w:p>
+    <w:p>
+      <w:r>
+        <w:t xml:space="preserve">2.7. </w:t>
+      </w:r>
+      <w:r>
+        <w:t xml:space="preserve">Массовая доля влаги в товаре — </w:t>
+      </w:r>
+      <w:r>
+        <w:t xml:space="preserve">не более 15 %</w:t>
+      </w:r>
+      <w:r>
+        <w:t xml:space="preserve">. Товар подлежит хранению </w:t>
+      </w:r>
+      <w:r>
+        <w:t xml:space="preserve">в течение 48 часов</w:t>
+      </w:r>
+      <w:r>
+        <w:t xml:space="preserve"> при температуре не выше +4 °C. Срок исковой давности по требованиям, вытекающим из Договора, составляет </w:t>
+      </w:r>
+      <w:r>
+        <w:t xml:space="preserve">в течение трёх лет</w:t>
+      </w:r>
+      <w:r>
+        <w:t xml:space="preserve">, как установлено статьёй 196 Гражданского кодекса Российской Федерации. Обработка данных ведётся согласно Федеральному закону от 27.07.2006 № 152-ФЗ </w:t>
+      </w:r>
+      <w:r>
+        <w:t xml:space="preserve">«О персональных данных»</w:t>
+      </w:r>
+      <w:r>
+        <w:t xml:space="preserve">. Товар поставляется под маркой </w:t>
+      </w:r>
+      <w:r>
+        <w:t xml:space="preserve">«Стандарт»</w:t>
+      </w:r>
+      <w:r>
+        <w:t xml:space="preserve">. Влажность определяется </w:t>
+      </w:r>
+      <w:r>
+        <w:t xml:space="preserve">по методу Кьельдаля</w:t>
+      </w:r>
+      <w:r>
+        <w:t xml:space="preserve">. Споры передаются на рассмотрение в Арбитражный суд </w:t>
+      </w:r>
+      <w:r>
+        <w:t xml:space="preserve">города Москвы</w:t>
+      </w:r>
+      <w:r>
+        <w:t xml:space="preserve">.</w:t>
       </w:r>
     </w:p>
     <w:tbl>
@@ -563,7 +489,7 @@
           </w:tcPr>
           <w:p>
             <w:r>
-              <w:t xml:space="preserve">22</w:t>
+              <w:t xml:space="preserve">8</w:t>
             </w:r>
           </w:p>
         </w:tc>
@@ -573,7 +499,7 @@
           </w:tcPr>
           <w:p>
             <w:r>
-              <w:t xml:space="preserve">000 руб. 0 коп.</w:t>
+              <w:t xml:space="preserve">6706288293</w:t>
             </w:r>
           </w:p>
         </w:tc>
@@ -585,10 +511,188 @@
         <w:rPr>
           <w:b/>
         </w:rPr>
-        <w:t xml:space="preserve">РЕКВИЗИТЫ И ПОДПИСИ СТОРОН</w:t>
-      </w:r>
-    </w:p>
-    <w:p/>
+        <w:t xml:space="preserve">3. МЕСТО И СРОКИ ИСПОЛНЕНИЯ</w:t>
+      </w:r>
+    </w:p>
+    <w:p>
+      <w:r>
+        <w:t xml:space="preserve">3.1. Место исполнения обязательств: </w:t>
+      </w:r>
+      <w:r>
+        <w:t xml:space="preserve">ш. Баумана, д. 2, с. Ивановское, Свердловская обл.</w:t>
+      </w:r>
+      <w:r>
+        <w:t xml:space="preserve">.</w:t>
+      </w:r>
+    </w:p>
+    <w:p>
+      <w:r>
+        <w:t xml:space="preserve">3.2. Уведомления направляются </w:t>
+      </w:r>
+      <w:r>
+        <w:t xml:space="preserve">Воробьёву Юрию Павловичу</w:t>
+      </w:r>
+      <w:r>
+        <w:t xml:space="preserve"> по телефону </w:t>
+      </w:r>
+      <w:r>
+        <w:t xml:space="preserve">+7 (499) 316-61-29</w:t>
+      </w:r>
+      <w:r>
+        <w:t xml:space="preserve">.</w:t>
+      </w:r>
+    </w:p>
+    <w:p>
+      <w:r>
+        <w:t xml:space="preserve">3.3. Срок исполнения обязательств — </w:t>
+      </w:r>
+      <w:r>
+        <w:t xml:space="preserve">в течение 3 календарных дней с момента поступления денежных средств на расчетный счет</w:t>
+      </w:r>
+      <w:r>
+        <w:t xml:space="preserve">.</w:t>
+      </w:r>
+    </w:p>
+    <w:p/>
+    <w:p>
+      <w:r>
+        <w:rPr>
+          <w:b/>
+        </w:rPr>
+        <w:t xml:space="preserve">4. ПРОЧИЕ УСЛОВИЯ</w:t>
+      </w:r>
+    </w:p>
+    <w:p>
+      <w:r>
+        <w:t xml:space="preserve">4.1. </w:t>
+      </w:r>
+      <w:r>
+        <w:t xml:space="preserve">Стороны несут ответственность за неисполнение или ненадлежащее исполнение обязательств в соответствии с законодательством Российской Федерации.</w:t>
+      </w:r>
+    </w:p>
+    <w:p>
+      <w:r>
+        <w:t xml:space="preserve">4.2. </w:t>
+      </w:r>
+      <w:r>
+        <w:t xml:space="preserve">Размер неустойки за нарушение сроков оплаты: </w:t>
+      </w:r>
+      <w:r>
+        <w:t xml:space="preserve">10 (десять) процентов от цены Договора</w:t>
+      </w:r>
+      <w:r>
+        <w:t xml:space="preserve">. Предельный размер ответственности: </w:t>
+      </w:r>
+      <w:r>
+        <w:t xml:space="preserve">0,2 (двух десятых) % от стоимости неоплаченных работ</w:t>
+      </w:r>
+      <w:r>
+        <w:t xml:space="preserve">.</w:t>
+      </w:r>
+    </w:p>
+    <w:p>
+      <w:r>
+        <w:t xml:space="preserve">4.3. </w:t>
+      </w:r>
+      <w:r>
+        <w:t xml:space="preserve">Стороны освобождаются от ответственности при наступлении обстоятельств непреодолимой силы, если они прямо повлияли на исполнение обязательств.</w:t>
+      </w:r>
+    </w:p>
+    <w:p>
+      <w:r>
+        <w:t xml:space="preserve">4.4. </w:t>
+      </w:r>
+      <w:r>
+        <w:t xml:space="preserve">Сторона, для которой создалась невозможность исполнения, обязана уведомить другую Сторону. Срок уведомления — </w:t>
+      </w:r>
+      <w:r>
+        <w:t xml:space="preserve">в течение 5 (Пяти) банковских дней с даты подписания Сторонами акта сдачи-приемки оказанных услуг</w:t>
+      </w:r>
+      <w:r>
+        <w:t xml:space="preserve">.</w:t>
+      </w:r>
+    </w:p>
+    <w:p>
+      <w:r>
+        <w:t xml:space="preserve">4.5. </w:t>
+      </w:r>
+      <w:r>
+        <w:t xml:space="preserve">Все споры и разногласия решаются путём переговоров. Претензионный порядок обязателен, срок ответа на претензию — </w:t>
+      </w:r>
+      <w:r>
+        <w:t xml:space="preserve">не позднее 04.02.2025</w:t>
+      </w:r>
+      <w:r>
+        <w:t xml:space="preserve">.</w:t>
+      </w:r>
+    </w:p>
+    <w:p/>
+    <w:p/>
+    <w:p/>
+    <w:p>
+      <w:r>
+        <w:rPr>
+          <w:b/>
+        </w:rPr>
+        <w:t xml:space="preserve">9. КОНТРОЛЬНЫЕ ВЕЛИЧИНЫ</w:t>
+      </w:r>
+    </w:p>
+    <w:p>
+      <w:r>
+        <w:t xml:space="preserve">9.1. Контрольная запись: </w:t>
+      </w:r>
+      <w:r>
+        <w:rPr>
+          <w:b/>
+        </w:rPr>
+        <w:t xml:space="preserve">1/1</w:t>
+      </w:r>
+      <w:r>
+        <w:t xml:space="preserve">50 ключевой ставки ЦБ РФ годовых</w:t>
+      </w:r>
+      <w:r>
+        <w:t xml:space="preserve">.</w:t>
+      </w:r>
+    </w:p>
+    <w:p>
+      <w:r>
+        <w:t xml:space="preserve">9.2. Контрольная запись: </w:t>
+      </w:r>
+      <w:r>
+        <w:rPr>
+          <w:b/>
+        </w:rPr>
+        <w:t xml:space="preserve">в течение 2</w:t>
+      </w:r>
+      <w:r>
+        <w:t xml:space="preserve">0 (Двадцати) рабочих дней с момента подписания акта</w:t>
+      </w:r>
+      <w:r>
+        <w:t xml:space="preserve">.</w:t>
+      </w:r>
+    </w:p>
+    <w:p>
+      <w:r>
+        <w:t xml:space="preserve">9.3. Контрольная запись: </w:t>
+      </w:r>
+      <w:r>
+        <w:rPr>
+          <w:b/>
+        </w:rPr>
+        <w:t xml:space="preserve">87Ф-16</w:t>
+      </w:r>
+      <w:r>
+        <w:t xml:space="preserve">209/14-263Д</w:t>
+      </w:r>
+      <w:r>
+        <w:t xml:space="preserve">.</w:t>
+      </w:r>
+    </w:p>
+    <w:p>
+      <w:r>
+        <w:t xml:space="preserve">9.4. Контрольная запись (таблица):</w:t>
+      </w:r>
+    </w:p>
     <w:tbl>
       <w:tblPr>
         <w:tblW w:w="9360" w:type="dxa"/>
@@ -612,101 +716,7 @@
           </w:tcPr>
           <w:p>
             <w:r>
-              <w:rPr>
-                <w:b/>
-              </w:rPr>
-              <w:t xml:space="preserve">Исполнитель:</w:t>
-            </w:r>
-          </w:p>
-          <w:p>
-            <w:r>
-              <w:t xml:space="preserve">Гусева Елена Юрьевна</w:t>
-            </w:r>
-          </w:p>
-          <w:p>
-            <w:r>
-              <w:t xml:space="preserve">Дата рождения: </w:t>
-            </w:r>
-            <w:r>
-              <w:t xml:space="preserve">03.05.1977</w:t>
-            </w:r>
-          </w:p>
-          <w:p>
-            <w:r>
-              <w:t xml:space="preserve">Адрес регистрации: </w:t>
-            </w:r>
-            <w:r>
-              <w:t xml:space="preserve">просп. Промышленная, д. 6, д. Малые Вязёмы, Московская обл.</w:t>
-            </w:r>
-          </w:p>
-          <w:p>
-            <w:r>
-              <w:t xml:space="preserve">Паспорт </w:t>
-            </w:r>
-            <w:r>
-              <w:t xml:space="preserve">72 17 834970</w:t>
-            </w:r>
-            <w:r>
-              <w:t xml:space="preserve">, выдан ОВД «Тропарёво» г. Москвы 11.03.2002</w:t>
-            </w:r>
-            <w:r>
-              <w:t xml:space="preserve">, код подразделения </w:t>
-            </w:r>
-            <w:r>
-              <w:t xml:space="preserve">018-927</w:t>
-            </w:r>
-          </w:p>
-          <w:p>
-            <w:r>
-              <w:t xml:space="preserve">СНИЛС </w:t>
-            </w:r>
-            <w:r>
-              <w:t xml:space="preserve">758-717-304 45</w:t>
-            </w:r>
-            <w:r>
-              <w:t xml:space="preserve"> ИНН </w:t>
-            </w:r>
-            <w:r>
-              <w:t xml:space="preserve">646514546802</w:t>
-            </w:r>
-          </w:p>
-          <w:p>
-            <w:r>
-              <w:t xml:space="preserve">Тел.: </w:t>
-            </w:r>
-            <w:r>
-              <w:t xml:space="preserve">+7 (495) 197-40-22</w:t>
-            </w:r>
-          </w:p>
-          <w:p>
-            <w:r>
-              <w:t xml:space="preserve">E-mail: </w:t>
-            </w:r>
-            <w:r>
-              <w:t xml:space="preserve">guseva@list.ru</w:t>
-            </w:r>
-          </w:p>
-          <w:p/>
-          <w:p>
-            <w:r>
-              <w:t xml:space="preserve">______________ </w:t>
-            </w:r>
-            <w:r>
-              <w:t xml:space="preserve">Гусева Е. Ю.</w:t>
-            </w:r>
-          </w:p>
-          <w:p>
-            <w:r>
-              <w:t xml:space="preserve">Согласовано: </w:t>
-            </w:r>
-            <w:r>
-              <w:rPr>
-                <w:b/>
-              </w:rPr>
-              <w:t xml:space="preserve">Гусева Еле</w:t>
-            </w:r>
-            <w:r>
-              <w:t xml:space="preserve">на Юрьевна</w:t>
+              <w:t xml:space="preserve">662</w:t>
             </w:r>
           </w:p>
         </w:tc>
@@ -716,6 +726,149 @@
           </w:tcPr>
           <w:p>
             <w:r>
+              <w:t xml:space="preserve">000 руб. 0 коп.</w:t>
+            </w:r>
+          </w:p>
+        </w:tc>
+      </w:tr>
+    </w:tbl>
+    <w:p/>
+    <w:p>
+      <w:r>
+        <w:rPr>
+          <w:b/>
+        </w:rPr>
+        <w:t xml:space="preserve">РЕКВИЗИТЫ И ПОДПИСИ СТОРОН</w:t>
+      </w:r>
+    </w:p>
+    <w:p/>
+    <w:tbl>
+      <w:tblPr>
+        <w:tblW w:w="9360" w:type="dxa"/>
+        <w:tblBorders>
+          <w:top w:val="single" w:sz="4" w:color="auto"/>
+          <w:left w:val="single" w:sz="4" w:color="auto"/>
+          <w:bottom w:val="single" w:sz="4" w:color="auto"/>
+          <w:right w:val="single" w:sz="4" w:color="auto"/>
+          <w:insideH w:val="single" w:sz="4" w:color="auto"/>
+          <w:insideV w:val="single" w:sz="4" w:color="auto"/>
+        </w:tblBorders>
+      </w:tblPr>
+      <w:tblGrid>
+        <w:gridCol w:w="4680"/>
+        <w:gridCol w:w="4680"/>
+      </w:tblGrid>
+      <w:tr>
+        <w:tc>
+          <w:tcPr>
+            <w:tcW w:w="4680" w:type="dxa"/>
+          </w:tcPr>
+          <w:p>
+            <w:r>
+              <w:rPr>
+                <w:b/>
+              </w:rPr>
+              <w:t xml:space="preserve">Исполнитель:</w:t>
+            </w:r>
+          </w:p>
+          <w:p>
+            <w:r>
+              <w:t xml:space="preserve">Гусева Елена Юрьевна</w:t>
+            </w:r>
+          </w:p>
+          <w:p>
+            <w:r>
+              <w:t xml:space="preserve">Дата рождения: </w:t>
+            </w:r>
+            <w:r>
+              <w:t xml:space="preserve">03.05.1977</w:t>
+            </w:r>
+          </w:p>
+          <w:p>
+            <w:r>
+              <w:t xml:space="preserve">Адрес регистрации: </w:t>
+            </w:r>
+            <w:r>
+              <w:t xml:space="preserve">бул. Лесная, д. 55, пос. Заречный, Республика Татарстан</w:t>
+            </w:r>
+          </w:p>
+          <w:p>
+            <w:r>
+              <w:t xml:space="preserve">Паспорт </w:t>
+            </w:r>
+            <w:r>
+              <w:t xml:space="preserve">72 17 834970</w:t>
+            </w:r>
+            <w:r>
+              <w:t xml:space="preserve">, выдан ОВД «Тропарёво» г. Москвы 11.03.2002</w:t>
+            </w:r>
+            <w:r>
+              <w:t xml:space="preserve">, код подразделения </w:t>
+            </w:r>
+            <w:r>
+              <w:t xml:space="preserve">018-927</w:t>
+            </w:r>
+          </w:p>
+          <w:p>
+            <w:r>
+              <w:t xml:space="preserve">СНИЛС </w:t>
+            </w:r>
+            <w:r>
+              <w:t xml:space="preserve">758-717-304 45</w:t>
+            </w:r>
+            <w:r>
+              <w:t xml:space="preserve"> ИНН </w:t>
+            </w:r>
+            <w:r>
+              <w:t xml:space="preserve">646514546802</w:t>
+            </w:r>
+          </w:p>
+          <w:p>
+            <w:r>
+              <w:t xml:space="preserve">Тел.: </w:t>
+            </w:r>
+            <w:r>
+              <w:t xml:space="preserve">+7 (812) 757-67-67</w:t>
+            </w:r>
+          </w:p>
+          <w:p>
+            <w:r>
+              <w:t xml:space="preserve">E-mail: </w:t>
+            </w:r>
+            <w:r>
+              <w:t xml:space="preserve">guseva@gmail.com</w:t>
+            </w:r>
+          </w:p>
+          <w:p/>
+          <w:p>
+            <w:r>
+              <w:t xml:space="preserve">______________ </w:t>
+            </w:r>
+            <w:r>
+              <w:t xml:space="preserve">Гусева Е. Ю.</w:t>
+            </w:r>
+          </w:p>
+          <w:p>
+            <w:r>
+              <w:t xml:space="preserve">Согласовано: </w:t>
+            </w:r>
+            <w:r>
+              <w:rPr>
+                <w:b/>
+              </w:rPr>
+              <w:t xml:space="preserve">Гусева Еле</w:t>
+            </w:r>
+            <w:r>
+              <w:t xml:space="preserve">на Юрьевна</w:t>
+            </w:r>
+          </w:p>
+        </w:tc>
+        <w:tc>
+          <w:tcPr>
+            <w:tcW w:w="4680" w:type="dxa"/>
+          </w:tcPr>
+          <w:p>
+            <w:r>
               <w:rPr>
                 <w:b/>
               </w:rPr>
@@ -740,7 +893,7 @@
               <w:t xml:space="preserve">Адрес регистрации: </w:t>
             </w:r>
             <w:r>
-              <w:t xml:space="preserve">наб. Победы, д. 20, д. Малые Вязёмы, Краснодарский край</w:t>
+              <w:t xml:space="preserve">бул. Полевая, д. 19, с. Ивановское, Краснодарский край</w:t>
             </w:r>
           </w:p>
           <w:p>
@@ -779,7 +932,7 @@
               <w:t xml:space="preserve">Тел.: </w:t>
             </w:r>
             <w:r>
-              <w:t xml:space="preserve">+7 (846) 141-39-73</w:t>
+              <w:t xml:space="preserve">+7 (843) 706-67-34</w:t>
             </w:r>
           </w:p>
           <w:p>
@@ -787,7 +940,7 @@
               <w:t xml:space="preserve">E-mail: </w:t>
             </w:r>
             <w:r>
-              <w:t xml:space="preserve">vorobev@sibtrans.ru</w:t>
+              <w:t xml:space="preserve">vorobev@gmail.com</w:t>
             </w:r>
           </w:p>
           <w:p/>
@@ -846,13 +999,13 @@
       <w:t xml:space="preserve">ИП Гусева Е. Ю. · </w:t>
     </w:r>
     <w:r>
-      <w:t xml:space="preserve">+7 (843) 124-95-47</w:t>
+      <w:t xml:space="preserve">+7 (843) 932-94-19</w:t>
     </w:r>
     <w:r>
       <w:t xml:space="preserve"> · </w:t>
     </w:r>
     <w:r>
-      <w:t xml:space="preserve">guseva@sibtrans.ru</w:t>
+      <w:t xml:space="preserve">guseva@list.ru</w:t>
     </w:r>
   </w:p>
 </w:hdr>

--- a/tests/corpus_v2/docs/services_0014.docx
+++ b/tests/corpus_v2/docs/services_0014.docx
@@ -72,7 +72,7 @@
         <w:t xml:space="preserve">, код подразделения </w:t>
       </w:r>
       <w:r>
-        <w:t xml:space="preserve">018-927</w:t>
+        <w:t xml:space="preserve">927-720</w:t>
       </w:r>
       <w:r>
         <w:t xml:space="preserve">, именуемая в дальнейшем «Исполнитель»</w:t>
@@ -108,7 +108,7 @@
         <w:t xml:space="preserve">, код подразделения </w:t>
       </w:r>
       <w:r>
-        <w:t xml:space="preserve">956-450</w:t>
+        <w:t xml:space="preserve">942-798</w:t>
       </w:r>
       <w:r>
         <w:t xml:space="preserve">, именуемый в дальнейшем «Заказчик»</w:t>
@@ -519,7 +519,7 @@
         <w:t xml:space="preserve">3.1. Место исполнения обязательств: </w:t>
       </w:r>
       <w:r>
-        <w:t xml:space="preserve">ш. Баумана, д. 2, с. Ивановское, Свердловская обл.</w:t>
+        <w:t xml:space="preserve">Санкт-Петербург Баумана 2/2 кв 62</w:t>
       </w:r>
       <w:r>
         <w:t xml:space="preserve">.</w:t>
@@ -778,7 +778,7 @@
           </w:p>
           <w:p>
             <w:r>
-              <w:t xml:space="preserve">Дата рождения: </w:t>
+              <w:t xml:space="preserve">Дата рождения (согласно паспортным данным): </w:t>
             </w:r>
             <w:r>
               <w:t xml:space="preserve">03.05.1977</w:t>
@@ -789,7 +789,7 @@
               <w:t xml:space="preserve">Адрес регистрации: </w:t>
             </w:r>
             <w:r>
-              <w:t xml:space="preserve">бул. Лесная, д. 55, пос. Заречный, Республика Татарстан</w:t>
+              <w:t xml:space="preserve">Казань, Лесная 55</w:t>
             </w:r>
           </w:p>
           <w:p>
@@ -806,7 +806,7 @@
               <w:t xml:space="preserve">, код подразделения </w:t>
             </w:r>
             <w:r>
-              <w:t xml:space="preserve">018-927</w:t>
+              <w:t xml:space="preserve">927-720</w:t>
             </w:r>
           </w:p>
           <w:p>
@@ -814,13 +814,13 @@
               <w:t xml:space="preserve">СНИЛС </w:t>
             </w:r>
             <w:r>
-              <w:t xml:space="preserve">758-717-304 45</w:t>
+              <w:t xml:space="preserve">587-173-040 17</w:t>
             </w:r>
             <w:r>
               <w:t xml:space="preserve"> ИНН </w:t>
             </w:r>
             <w:r>
-              <w:t xml:space="preserve">646514546802</w:t>
+              <w:t xml:space="preserve">465145468778</w:t>
             </w:r>
           </w:p>
           <w:p>
@@ -828,7 +828,7 @@
               <w:t xml:space="preserve">Тел.: </w:t>
             </w:r>
             <w:r>
-              <w:t xml:space="preserve">+7 (812) 757-67-67</w:t>
+              <w:t xml:space="preserve">+7 (495) 787-47-92</w:t>
             </w:r>
           </w:p>
           <w:p>
@@ -836,7 +836,7 @@
               <w:t xml:space="preserve">E-mail: </w:t>
             </w:r>
             <w:r>
-              <w:t xml:space="preserve">guseva@gmail.com</w:t>
+              <w:t xml:space="preserve">guseva@sibtrans.ru</w:t>
             </w:r>
           </w:p>
           <w:p/>
@@ -893,7 +893,7 @@
               <w:t xml:space="preserve">Адрес регистрации: </w:t>
             </w:r>
             <w:r>
-              <w:t xml:space="preserve">бул. Полевая, д. 19, с. Ивановское, Краснодарский край</w:t>
+              <w:t xml:space="preserve">Казань Строителей 66/4 кв 19</w:t>
             </w:r>
           </w:p>
           <w:p>
@@ -910,7 +910,7 @@
               <w:t xml:space="preserve">, код подразделения </w:t>
             </w:r>
             <w:r>
-              <w:t xml:space="preserve">956-450</w:t>
+              <w:t xml:space="preserve">942-798</w:t>
             </w:r>
           </w:p>
           <w:p>
@@ -918,13 +918,13 @@
               <w:t xml:space="preserve">СНИЛС </w:t>
             </w:r>
             <w:r>
-              <w:t xml:space="preserve">243-895-208 97</w:t>
+              <w:t xml:space="preserve">438-952-087 24</w:t>
             </w:r>
             <w:r>
               <w:t xml:space="preserve"> ИНН </w:t>
             </w:r>
             <w:r>
-              <w:t xml:space="preserve">135100088024</w:t>
+              <w:t xml:space="preserve">351000880212</w:t>
             </w:r>
           </w:p>
           <w:p>
@@ -932,7 +932,7 @@
               <w:t xml:space="preserve">Тел.: </w:t>
             </w:r>
             <w:r>
-              <w:t xml:space="preserve">+7 (843) 706-67-34</w:t>
+              <w:t xml:space="preserve">+7 (499) 984-70-85</w:t>
             </w:r>
           </w:p>
           <w:p>
@@ -940,7 +940,7 @@
               <w:t xml:space="preserve">E-mail: </w:t>
             </w:r>
             <w:r>
-              <w:t xml:space="preserve">vorobev@gmail.com</w:t>
+              <w:t xml:space="preserve">vorobev@sibtrans.ru</w:t>
             </w:r>
           </w:p>
           <w:p/>
@@ -999,13 +999,13 @@
       <w:t xml:space="preserve">ИП Гусева Е. Ю. · </w:t>
     </w:r>
     <w:r>
-      <w:t xml:space="preserve">+7 (843) 932-94-19</w:t>
+      <w:t xml:space="preserve">+7 (499) 816-89-41</w:t>
     </w:r>
     <w:r>
       <w:t xml:space="preserve"> · </w:t>
     </w:r>
     <w:r>
-      <w:t xml:space="preserve">guseva@list.ru</w:t>
+      <w:t xml:space="preserve">guseva@inbox.ru</w:t>
     </w:r>
   </w:p>
 </w:hdr>

--- a/tests/corpus_v2/docs/services_0014.docx
+++ b/tests/corpus_v2/docs/services_0014.docx
@@ -505,6 +505,93 @@
         </w:tc>
       </w:tr>
     </w:tbl>
+    <w:p>
+      <w:r>
+        <w:t xml:space="preserve">2.8. </w:t>
+      </w:r>
+      <w:r>
+        <w:t xml:space="preserve">Платёж по налогу перечисляется на код бюджетной классификации </w:t>
+      </w:r>
+      <w:r>
+        <w:t xml:space="preserve">182 101 010 110 110 001 10</w:t>
+      </w:r>
+      <w:r>
+        <w:t xml:space="preserve">, получатель — территориальный орган Федерального казначейства.</w:t>
+      </w:r>
+    </w:p>
+    <w:p>
+      <w:r>
+        <w:t xml:space="preserve">2.9. </w:t>
+      </w:r>
+      <w:r>
+        <w:t xml:space="preserve">Полномочия подтверждаются свидетельством о рождении, выдано </w:t>
+      </w:r>
+      <w:r>
+        <w:t xml:space="preserve">12.02.2024</w:t>
+      </w:r>
+      <w:r>
+        <w:t xml:space="preserve"> отделом ЗАГС.</w:t>
+      </w:r>
+    </w:p>
+    <w:tbl>
+      <w:tblPr>
+        <w:tblW w:w="9360" w:type="dxa"/>
+        <w:tblBorders>
+          <w:top w:val="single" w:sz="4" w:color="auto"/>
+          <w:left w:val="single" w:sz="4" w:color="auto"/>
+          <w:bottom w:val="single" w:sz="4" w:color="auto"/>
+          <w:right w:val="single" w:sz="4" w:color="auto"/>
+          <w:insideH w:val="single" w:sz="4" w:color="auto"/>
+          <w:insideV w:val="single" w:sz="4" w:color="auto"/>
+        </w:tblBorders>
+      </w:tblPr>
+      <w:tblGrid>
+        <w:gridCol w:w="4680"/>
+        <w:gridCol w:w="4680"/>
+      </w:tblGrid>
+      <w:tr>
+        <w:tc>
+          <w:tcPr>
+            <w:tcW w:w="4680" w:type="dxa"/>
+          </w:tcPr>
+          <w:p>
+            <w:r>
+              <w:t xml:space="preserve">3</w:t>
+            </w:r>
+          </w:p>
+        </w:tc>
+        <w:tc>
+          <w:tcPr>
+            <w:tcW w:w="4680" w:type="dxa"/>
+          </w:tcPr>
+          <w:p>
+            <w:r>
+              <w:t xml:space="preserve">РУБ.</w:t>
+            </w:r>
+          </w:p>
+        </w:tc>
+      </w:tr>
+    </w:tbl>
+    <w:p>
+      <w:r>
+        <w:t xml:space="preserve">2.10. </w:t>
+      </w:r>
+      <w:r>
+        <w:t xml:space="preserve">Поставке подлежит насос модели </w:t>
+      </w:r>
+      <w:r>
+        <w:t xml:space="preserve">ЭЦВ-6-10-80h</w:t>
+      </w:r>
+      <w:r>
+        <w:t xml:space="preserve"> и кабель марки </w:t>
+      </w:r>
+      <w:r>
+        <w:t xml:space="preserve">ВВГнг(А)-LSt</w:t>
+      </w:r>
+      <w:r>
+        <w:t xml:space="preserve">.</w:t>
+      </w:r>
+    </w:p>
     <w:p/>
     <w:p>
       <w:r>
@@ -519,7 +606,7 @@
         <w:t xml:space="preserve">3.1. Место исполнения обязательств: </w:t>
       </w:r>
       <w:r>
-        <w:t xml:space="preserve">Санкт-Петербург Баумана 2/2 кв 62</w:t>
+        <w:t xml:space="preserve">Казань, Лесная 28</w:t>
       </w:r>
       <w:r>
         <w:t xml:space="preserve">.</w:t>
@@ -536,7 +623,7 @@
         <w:t xml:space="preserve"> по телефону </w:t>
       </w:r>
       <w:r>
-        <w:t xml:space="preserve">+7 (499) 316-61-29</w:t>
+        <w:t xml:space="preserve">+7 (843) 258-15-48</w:t>
       </w:r>
       <w:r>
         <w:t xml:space="preserve">.</w:t>
@@ -547,7 +634,7 @@
         <w:t xml:space="preserve">3.3. Срок исполнения обязательств — </w:t>
       </w:r>
       <w:r>
-        <w:t xml:space="preserve">в течение 3 календарных дней с момента поступления денежных средств на расчетный счет</w:t>
+        <w:t xml:space="preserve">в течение 5 календарных дней с момента поступления денежных средств на расчетный счет</w:t>
       </w:r>
       <w:r>
         <w:t xml:space="preserve">.</w:t>
@@ -578,7 +665,7 @@
         <w:t xml:space="preserve">Размер неустойки за нарушение сроков оплаты: </w:t>
       </w:r>
       <w:r>
-        <w:t xml:space="preserve">10 (десять) процентов от цены Договора</w:t>
+        <w:t xml:space="preserve">5 (пять) процентов от цены Договора</w:t>
       </w:r>
       <w:r>
         <w:t xml:space="preserve">. Предельный размер ответственности: </w:t>
@@ -620,7 +707,7 @@
         <w:t xml:space="preserve">Все споры и разногласия решаются путём переговоров. Претензионный порядок обязателен, срок ответа на претензию — </w:t>
       </w:r>
       <w:r>
-        <w:t xml:space="preserve">не позднее 04.02.2025</w:t>
+        <w:t xml:space="preserve">не позднее 27.04.2025</w:t>
       </w:r>
       <w:r>
         <w:t xml:space="preserve">.</w:t>
@@ -665,7 +752,7 @@
         <w:t xml:space="preserve">в течение 2</w:t>
       </w:r>
       <w:r>
-        <w:t xml:space="preserve">0 (Двадцати) рабочих дней с момента подписания акта</w:t>
+        <w:t xml:space="preserve">0 дней со дня предъявления требования</w:t>
       </w:r>
       <w:r>
         <w:t xml:space="preserve">.</w:t>

--- a/tests/corpus_v2/docs/services_0014.docx
+++ b/tests/corpus_v2/docs/services_0014.docx
@@ -156,7 +156,7 @@
         <w:t xml:space="preserve">Услуги считаются оказанными после подписания Сторонами акта сдачи-приёмки. Срок оплаты — </w:t>
       </w:r>
       <w:r>
-        <w:t xml:space="preserve">в течение 30 (Тридцати) дней с момента выставления счета</w:t>
+        <w:t xml:space="preserve">в течение 10 (Десяти) дней с момента выставления счета</w:t>
       </w:r>
       <w:r>
         <w:t xml:space="preserve">.</w:t>
@@ -168,6 +168,101 @@
       </w:r>
       <w:r>
         <w:t xml:space="preserve">Заказчик вправе в любое время проверять ход и качество оказываемых услуг, не вмешиваясь в деятельность Исполнителя.</w:t>
+      </w:r>
+    </w:p>
+    <w:p>
+      <w:r>
+        <w:t xml:space="preserve">1.5. </w:t>
+      </w:r>
+      <w:r>
+        <w:t xml:space="preserve">Отгрузка оформляется товарной накладной № </w:t>
+      </w:r>
+      <w:r>
+        <w:t xml:space="preserve">044273179</w:t>
+      </w:r>
+      <w:r>
+        <w:t xml:space="preserve">. Каталожный номер изделия — </w:t>
+      </w:r>
+      <w:r>
+        <w:t xml:space="preserve">045675939</w:t>
+      </w:r>
+      <w:r>
+        <w:t xml:space="preserve">. Серийный номер агрегата — </w:t>
+      </w:r>
+      <w:r>
+        <w:t xml:space="preserve">044411129</w:t>
+      </w:r>
+      <w:r>
+        <w:t xml:space="preserve">.</w:t>
+      </w:r>
+    </w:p>
+    <w:p>
+      <w:r>
+        <w:t xml:space="preserve">1.6. </w:t>
+      </w:r>
+      <w:r>
+        <w:t xml:space="preserve">Целевые средства перечисляются по коду цели </w:t>
+      </w:r>
+      <w:r>
+        <w:t xml:space="preserve">045461495</w:t>
+      </w:r>
+      <w:r>
+        <w:t xml:space="preserve">, установленному приказом Минфина России от 01.12.2010 № 157н. </w:t>
+      </w:r>
+      <w:r>
+        <w:t xml:space="preserve">БИК банка Стороны в настоящем разделе не приводится; номер заявки на открытие счёта — </w:t>
+      </w:r>
+      <w:r>
+        <w:t xml:space="preserve">043756606</w:t>
+      </w:r>
+      <w:r>
+        <w:t xml:space="preserve">.</w:t>
+      </w:r>
+    </w:p>
+    <w:p>
+      <w:r>
+        <w:t xml:space="preserve">1.7. </w:t>
+      </w:r>
+      <w:r>
+        <w:t xml:space="preserve">Абоненту открыт лицевой счёт </w:t>
+      </w:r>
+      <w:r>
+        <w:t xml:space="preserve">89682407779</w:t>
+      </w:r>
+      <w:r>
+        <w:t xml:space="preserve">. Приложение к настоящему разделу зарегистрировано за номером </w:t>
+      </w:r>
+      <w:r>
+        <w:t xml:space="preserve">89864020891</w:t>
+      </w:r>
+      <w:r>
+        <w:t xml:space="preserve">. Счётчик имеет заводской номер </w:t>
+      </w:r>
+      <w:r>
+        <w:t xml:space="preserve">85459485568</w:t>
+      </w:r>
+      <w:r>
+        <w:t xml:space="preserve">.</w:t>
+      </w:r>
+    </w:p>
+    <w:p>
+      <w:r>
+        <w:t xml:space="preserve">1.8. </w:t>
+      </w:r>
+      <w:r>
+        <w:t xml:space="preserve">Партия внесена в реестр под номером </w:t>
+      </w:r>
+      <w:r>
+        <w:t xml:space="preserve">80975190270</w:t>
+      </w:r>
+      <w:r>
+        <w:t xml:space="preserve">, как предусмотрено пунктом 2 статьи 434 Гражданского кодекса Российской Федерации. Уведомление о регистрации имеет исходящий № </w:t>
+      </w:r>
+      <w:r>
+        <w:t xml:space="preserve">80794672836</w:t>
+      </w:r>
+      <w:r>
+        <w:t xml:space="preserve">.</w:t>
       </w:r>
     </w:p>
     <w:p/>
@@ -184,7 +279,7 @@
         <w:t xml:space="preserve">2.1. Общая цена Договора: </w:t>
       </w:r>
       <w:r>
-        <w:t xml:space="preserve">27 000 000,5 (Двадцать семь миллионов) руб.</w:t>
+        <w:t xml:space="preserve">8 940 000,9 (Восемь миллионов девятьсот сорок тысяч) руб.</w:t>
       </w:r>
       <w:r>
         <w:t xml:space="preserve">, </w:t>
@@ -212,7 +307,7 @@
         <w:t xml:space="preserve">2.3. Срок оплаты — </w:t>
       </w:r>
       <w:r>
-        <w:t xml:space="preserve">не позднее 10.05.2025</w:t>
+        <w:t xml:space="preserve">не позднее 15.04.2025</w:t>
       </w:r>
       <w:r>
         <w:t xml:space="preserve">.</w:t>
@@ -232,7 +327,7 @@
         <w:t xml:space="preserve">, артикул </w:t>
       </w:r>
       <w:r>
-        <w:t xml:space="preserve">RM-6333-22</w:t>
+        <w:t xml:space="preserve">RM-7208-94</w:t>
       </w:r>
       <w:r>
         <w:t xml:space="preserve">, код </w:t>
@@ -292,49 +387,49 @@
         <w:t xml:space="preserve">. Товар отгружается с сопроводительным документом паспорт качества № </w:t>
       </w:r>
       <w:r>
-        <w:t xml:space="preserve">29 08 469499</w:t>
+        <w:t xml:space="preserve">10 12 591600</w:t>
       </w:r>
       <w:r>
         <w:t xml:space="preserve">. К партии приложен паспорт изделия № </w:t>
       </w:r>
       <w:r>
-        <w:t xml:space="preserve">58 09 629193</w:t>
+        <w:t xml:space="preserve">73 01 739370</w:t>
       </w:r>
       <w:r>
         <w:t xml:space="preserve">. Оборудование поставляется с паспортом транспортного средства № </w:t>
       </w:r>
       <w:r>
-        <w:t xml:space="preserve">16 10 779115</w:t>
+        <w:t xml:space="preserve">95 22 200763</w:t>
       </w:r>
       <w:r>
         <w:t xml:space="preserve">. Приёмка производится согласно техническому паспорту </w:t>
       </w:r>
       <w:r>
-        <w:t xml:space="preserve">35 09 367187</w:t>
+        <w:t xml:space="preserve">50 06 259527</w:t>
       </w:r>
       <w:r>
         <w:t xml:space="preserve">. СНИЛС не указан, номер заказа </w:t>
       </w:r>
       <w:r>
-        <w:t xml:space="preserve">846-108-463 29</w:t>
+        <w:t xml:space="preserve">205-468-633 78</w:t>
       </w:r>
       <w:r>
         <w:t xml:space="preserve">. Дата рождения не проставлена, документ выдан </w:t>
       </w:r>
       <w:r>
-        <w:t xml:space="preserve">08.04.2017</w:t>
+        <w:t xml:space="preserve">17.06.2023</w:t>
       </w:r>
       <w:r>
         <w:t xml:space="preserve">. Код подразделения, см. артикул </w:t>
       </w:r>
       <w:r>
-        <w:t xml:space="preserve">573-674</w:t>
+        <w:t xml:space="preserve">839-576</w:t>
       </w:r>
       <w:r>
         <w:t xml:space="preserve">. Цена — </w:t>
       </w:r>
       <w:r>
-        <w:t xml:space="preserve">Сто девяносто девять тысяч два рубля 00 копеек</w:t>
+        <w:t xml:space="preserve">Пятьсот девяносто четыре тысячи два рубля 50 копеек</w:t>
       </w:r>
       <w:r>
         <w:t xml:space="preserve">, включая НДС </w:t>
@@ -346,7 +441,7 @@
         <w:t xml:space="preserve"> в размере </w:t>
       </w:r>
       <w:r>
-        <w:t xml:space="preserve">9 420 000 (девять миллионов четыреста двадцать тысяч) рублей 00 копеек</w:t>
+        <w:t xml:space="preserve">422 000 (четыреста двадцать две тысячи) рублей 50 копеек</w:t>
       </w:r>
       <w:r>
         <w:t xml:space="preserve">.</w:t>
@@ -360,25 +455,25 @@
         <w:t xml:space="preserve">Товар маркирован штрихкодом </w:t>
       </w:r>
       <w:r>
-        <w:t xml:space="preserve">4607050385225</w:t>
+        <w:t xml:space="preserve">4605316850698</w:t>
       </w:r>
       <w:r>
         <w:t xml:space="preserve">. Код контрагента по ОКПО — </w:t>
       </w:r>
       <w:r>
-        <w:t xml:space="preserve">8943198111</w:t>
+        <w:t xml:space="preserve">4141756189</w:t>
       </w:r>
       <w:r>
         <w:t xml:space="preserve">. Оборудование учтено под инвентарным номером </w:t>
       </w:r>
       <w:r>
-        <w:t xml:space="preserve">043557842</w:t>
+        <w:t xml:space="preserve">040201414</w:t>
       </w:r>
       <w:r>
         <w:t xml:space="preserve">, складской позиции присвоен номер </w:t>
       </w:r>
       <w:r>
-        <w:t xml:space="preserve">740347116</w:t>
+        <w:t xml:space="preserve">448764407</w:t>
       </w:r>
       <w:r>
         <w:t xml:space="preserve">.</w:t>
@@ -392,19 +487,19 @@
         <w:t xml:space="preserve">Оплата по счёту-фактуре на КБК </w:t>
       </w:r>
       <w:r>
-        <w:t xml:space="preserve">18210101011011000162</w:t>
+        <w:t xml:space="preserve">18210101011011000125</w:t>
       </w:r>
       <w:r>
         <w:t xml:space="preserve">. ИНН не присвоен, регистрационный № </w:t>
       </w:r>
       <w:r>
-        <w:t xml:space="preserve">8766023959</w:t>
+        <w:t xml:space="preserve">7489613980</w:t>
       </w:r>
       <w:r>
         <w:t xml:space="preserve">. ИНН не присвоен, платёжный документ № </w:t>
       </w:r>
       <w:r>
-        <w:t xml:space="preserve">861517622410</w:t>
+        <w:t xml:space="preserve">633526780114</w:t>
       </w:r>
       <w:r>
         <w:t xml:space="preserve">. Заказчик действует в лице </w:t>
@@ -424,7 +519,7 @@
         <w:t xml:space="preserve">Массовая доля влаги в товаре — </w:t>
       </w:r>
       <w:r>
-        <w:t xml:space="preserve">не более 15 %</w:t>
+        <w:t xml:space="preserve">не более 12 %</w:t>
       </w:r>
       <w:r>
         <w:t xml:space="preserve">. Товар подлежит хранению </w:t>
@@ -499,7 +594,7 @@
           </w:tcPr>
           <w:p>
             <w:r>
-              <w:t xml:space="preserve">6706288293</w:t>
+              <w:t xml:space="preserve">7023859074</w:t>
             </w:r>
           </w:p>
         </w:tc>
@@ -527,7 +622,7 @@
         <w:t xml:space="preserve">Полномочия подтверждаются свидетельством о рождении, выдано </w:t>
       </w:r>
       <w:r>
-        <w:t xml:space="preserve">12.02.2024</w:t>
+        <w:t xml:space="preserve">22.10.2012</w:t>
       </w:r>
       <w:r>
         <w:t xml:space="preserve"> отделом ЗАГС.</w:t>
@@ -556,7 +651,7 @@
           </w:tcPr>
           <w:p>
             <w:r>
-              <w:t xml:space="preserve">3</w:t>
+              <w:t xml:space="preserve">5</w:t>
             </w:r>
           </w:p>
         </w:tc>
@@ -606,7 +701,7 @@
         <w:t xml:space="preserve">3.1. Место исполнения обязательств: </w:t>
       </w:r>
       <w:r>
-        <w:t xml:space="preserve">Казань, Лесная 28</w:t>
+        <w:t xml:space="preserve">Москва, Промышленная 15</w:t>
       </w:r>
       <w:r>
         <w:t xml:space="preserve">.</w:t>
@@ -623,7 +718,7 @@
         <w:t xml:space="preserve"> по телефону </w:t>
       </w:r>
       <w:r>
-        <w:t xml:space="preserve">+7 (843) 258-15-48</w:t>
+        <w:t xml:space="preserve">+7 (843) 817-26-52</w:t>
       </w:r>
       <w:r>
         <w:t xml:space="preserve">.</w:t>
@@ -634,7 +729,111 @@
         <w:t xml:space="preserve">3.3. Срок исполнения обязательств — </w:t>
       </w:r>
       <w:r>
-        <w:t xml:space="preserve">в течение 5 календарных дней с момента поступления денежных средств на расчетный счет</w:t>
+        <w:t xml:space="preserve">в течение 14 календарных дней с момента поступления денежных средств на расчетный счет</w:t>
+      </w:r>
+      <w:r>
+        <w:t xml:space="preserve">.</w:t>
+      </w:r>
+    </w:p>
+    <w:p>
+      <w:r>
+        <w:t xml:space="preserve">3.4. </w:t>
+      </w:r>
+      <w:r>
+        <w:t xml:space="preserve">Работы выполняются за счёт средств бюджета по коду бюджетной классификации </w:t>
+      </w:r>
+      <w:r>
+        <w:t xml:space="preserve">18246723351100752424</w:t>
+      </w:r>
+      <w:r>
+        <w:t xml:space="preserve">. Счётчик имеет заводской номер </w:t>
+      </w:r>
+      <w:r>
+        <w:t xml:space="preserve">39918302749021743975</w:t>
+      </w:r>
+      <w:r>
+        <w:t xml:space="preserve">.</w:t>
+      </w:r>
+    </w:p>
+    <w:p>
+      <w:r>
+        <w:t xml:space="preserve">3.5. </w:t>
+      </w:r>
+      <w:r>
+        <w:t xml:space="preserve">Счёт на оплату содержит УИН </w:t>
+      </w:r>
+      <w:r>
+        <w:t xml:space="preserve">18209856856435244362</w:t>
+      </w:r>
+      <w:r>
+        <w:t xml:space="preserve">. Счёт-проформа к настоящему Договору имеет номер </w:t>
+      </w:r>
+      <w:r>
+        <w:t xml:space="preserve">77721067360239286920</w:t>
+      </w:r>
+      <w:r>
+        <w:t xml:space="preserve">. Очерёдность списания со счёта определяется статьёй 855 Гражданского кодекса Российской Федерации, код вида дохода — </w:t>
+      </w:r>
+      <w:r>
+        <w:t xml:space="preserve">18210458022568801200</w:t>
+      </w:r>
+      <w:r>
+        <w:t xml:space="preserve">.</w:t>
+      </w:r>
+    </w:p>
+    <w:p>
+      <w:r>
+        <w:t xml:space="preserve">3.6. </w:t>
+      </w:r>
+      <w:r>
+        <w:t xml:space="preserve">ИНН у иностранного контрагента отсутствует, номер в торговом реестре — </w:t>
+      </w:r>
+      <w:r>
+        <w:t xml:space="preserve">2849464721</w:t>
+      </w:r>
+      <w:r>
+        <w:t xml:space="preserve">. ИНН см. в приложении; спецификация № </w:t>
+      </w:r>
+      <w:r>
+        <w:t xml:space="preserve">6706288293</w:t>
+      </w:r>
+      <w:r>
+        <w:t xml:space="preserve">. Постановка на учёт производится по статье 84 Налогового кодекса Российской Федерации, решение № </w:t>
+      </w:r>
+      <w:r>
+        <w:t xml:space="preserve">3203762061</w:t>
+      </w:r>
+      <w:r>
+        <w:t xml:space="preserve">.</w:t>
+      </w:r>
+    </w:p>
+    <w:p>
+      <w:r>
+        <w:t xml:space="preserve">3.7. </w:t>
+      </w:r>
+      <w:r>
+        <w:t xml:space="preserve">Регистрационный номер партии товара — </w:t>
+      </w:r>
+      <w:r>
+        <w:t xml:space="preserve">0053249066</w:t>
+      </w:r>
+      <w:r>
+        <w:t xml:space="preserve">. Содержание примеси не превышает </w:t>
+      </w:r>
+      <w:r>
+        <w:t xml:space="preserve">0,4 %</w:t>
+      </w:r>
+      <w:r>
+        <w:t xml:space="preserve">. Допустимая погрешность прибора — </w:t>
+      </w:r>
+      <w:r>
+        <w:t xml:space="preserve">0,3 %</w:t>
+      </w:r>
+      <w:r>
+        <w:t xml:space="preserve">. Заводской номер поставляемого станка — </w:t>
+      </w:r>
+      <w:r>
+        <w:t xml:space="preserve">1280880296</w:t>
       </w:r>
       <w:r>
         <w:t xml:space="preserve">.</w:t>
@@ -665,7 +864,7 @@
         <w:t xml:space="preserve">Размер неустойки за нарушение сроков оплаты: </w:t>
       </w:r>
       <w:r>
-        <w:t xml:space="preserve">5 (пять) процентов от цены Договора</w:t>
+        <w:t xml:space="preserve">10 (десять) процентов от цены Договора</w:t>
       </w:r>
       <w:r>
         <w:t xml:space="preserve">. Предельный размер ответственности: </w:t>
@@ -693,7 +892,7 @@
         <w:t xml:space="preserve">Сторона, для которой создалась невозможность исполнения, обязана уведомить другую Сторону. Срок уведомления — </w:t>
       </w:r>
       <w:r>
-        <w:t xml:space="preserve">в течение 5 (Пяти) банковских дней с даты подписания Сторонами акта сдачи-приемки оказанных услуг</w:t>
+        <w:t xml:space="preserve">в течение 7 (Семи) банковских дней с даты подписания Сторонами акта сдачи-приемки оказанных услуг</w:t>
       </w:r>
       <w:r>
         <w:t xml:space="preserve">.</w:t>
@@ -707,7 +906,125 @@
         <w:t xml:space="preserve">Все споры и разногласия решаются путём переговоров. Претензионный порядок обязателен, срок ответа на претензию — </w:t>
       </w:r>
       <w:r>
-        <w:t xml:space="preserve">не позднее 27.04.2025</w:t>
+        <w:t xml:space="preserve">не позднее 25.03.2026</w:t>
+      </w:r>
+      <w:r>
+        <w:t xml:space="preserve">.</w:t>
+      </w:r>
+    </w:p>
+    <w:p>
+      <w:r>
+        <w:t xml:space="preserve">4.6. </w:t>
+      </w:r>
+      <w:r>
+        <w:t xml:space="preserve">ИНН физического лица не указан; номер лицевого счёта абонента — </w:t>
+      </w:r>
+      <w:r>
+        <w:t xml:space="preserve">918708124144</w:t>
+      </w:r>
+      <w:r>
+        <w:t xml:space="preserve">. ИНН указан в приложении; номенклатурный код позиции — </w:t>
+      </w:r>
+      <w:r>
+        <w:t xml:space="preserve">372101890598</w:t>
+      </w:r>
+      <w:r>
+        <w:t xml:space="preserve">. В силу статьи 86 Налогового кодекса Российской Федерации ИНН запрашивается налоговым органом; номер запроса — </w:t>
+      </w:r>
+      <w:r>
+        <w:t xml:space="preserve">159444926203</w:t>
+      </w:r>
+      <w:r>
+        <w:t xml:space="preserve">.</w:t>
+      </w:r>
+    </w:p>
+    <w:p>
+      <w:r>
+        <w:t xml:space="preserve">4.7. </w:t>
+      </w:r>
+      <w:r>
+        <w:t xml:space="preserve">Накладной на партию присвоен номер </w:t>
+      </w:r>
+      <w:r>
+        <w:t xml:space="preserve">170241229931</w:t>
+      </w:r>
+      <w:r>
+        <w:t xml:space="preserve">. Контрольный модуль имеет заводской номер </w:t>
+      </w:r>
+      <w:r>
+        <w:t xml:space="preserve">935694464805</w:t>
+      </w:r>
+      <w:r>
+        <w:t xml:space="preserve">. Проектный уклон кровли — </w:t>
+      </w:r>
+      <w:r>
+        <w:t xml:space="preserve">2 %</w:t>
+      </w:r>
+      <w:r>
+        <w:t xml:space="preserve">.</w:t>
+      </w:r>
+    </w:p>
+    <w:p>
+      <w:r>
+        <w:t xml:space="preserve">4.8. </w:t>
+      </w:r>
+      <w:r>
+        <w:t xml:space="preserve">Предельная доля иностранного участия в уставном капитале установлена законом и составляет </w:t>
+      </w:r>
+      <w:r>
+        <w:t xml:space="preserve">25 %</w:t>
+      </w:r>
+      <w:r>
+        <w:t xml:space="preserve"> в силу Федерального закона об иностранных инвестициях. В приложении № 3 указана допустимая доля брака — </w:t>
+      </w:r>
+      <w:r>
+        <w:t xml:space="preserve">3,1 %</w:t>
+      </w:r>
+      <w:r>
+        <w:t xml:space="preserve">.</w:t>
+      </w:r>
+    </w:p>
+    <w:p>
+      <w:r>
+        <w:t xml:space="preserve">4.9. </w:t>
+      </w:r>
+      <w:r>
+        <w:t xml:space="preserve">Изготовитель установил срок годности </w:t>
+      </w:r>
+      <w:r>
+        <w:t xml:space="preserve">в течение 24 месяцев</w:t>
+      </w:r>
+      <w:r>
+        <w:t xml:space="preserve"> с даты производства. Уложенная смесь выдерживается </w:t>
+      </w:r>
+      <w:r>
+        <w:t xml:space="preserve">в течение 48 часов</w:t>
+      </w:r>
+      <w:r>
+        <w:t xml:space="preserve"> при положительной температуре.</w:t>
+      </w:r>
+    </w:p>
+    <w:p>
+      <w:r>
+        <w:t xml:space="preserve">4.10. </w:t>
+      </w:r>
+      <w:r>
+        <w:t xml:space="preserve">Требования к качеству работ могут быть предъявлены </w:t>
+      </w:r>
+      <w:r>
+        <w:t xml:space="preserve">в течение одного года</w:t>
+      </w:r>
+      <w:r>
+        <w:t xml:space="preserve"> по правилам статьи 725 Гражданского кодекса Российской Федерации. Поставщик присутствует на рынке </w:t>
+      </w:r>
+      <w:r>
+        <w:t xml:space="preserve">в течение 20 лет</w:t>
+      </w:r>
+      <w:r>
+        <w:t xml:space="preserve">. Отчётный период по Договору завершается </w:t>
+      </w:r>
+      <w:r>
+        <w:t xml:space="preserve">не позднее 17.07.2025</w:t>
       </w:r>
       <w:r>
         <w:t xml:space="preserve">.</w:t>
@@ -749,7 +1066,7 @@
         <w:rPr>
           <w:b/>
         </w:rPr>
-        <w:t xml:space="preserve">в течение 2</w:t>
+        <w:t xml:space="preserve">в течение 3</w:t>
       </w:r>
       <w:r>
         <w:t xml:space="preserve">0 дней со дня предъявления требования</w:t>
@@ -766,10 +1083,10 @@
         <w:rPr>
           <w:b/>
         </w:rPr>
-        <w:t xml:space="preserve">87Ф-16</w:t>
-      </w:r>
-      <w:r>
-        <w:t xml:space="preserve">209/14-263Д</w:t>
+        <w:t xml:space="preserve">52Ф-17</w:t>
+      </w:r>
+      <w:r>
+        <w:t xml:space="preserve">882/21-503Д</w:t>
       </w:r>
       <w:r>
         <w:t xml:space="preserve">.</w:t>
@@ -803,7 +1120,7 @@
           </w:tcPr>
           <w:p>
             <w:r>
-              <w:t xml:space="preserve">662</w:t>
+              <w:t xml:space="preserve">750</w:t>
             </w:r>
           </w:p>
         </w:tc>
@@ -813,7 +1130,7 @@
           </w:tcPr>
           <w:p>
             <w:r>
-              <w:t xml:space="preserve">000 руб. 0 коп.</w:t>
+              <w:t xml:space="preserve">0000 руб. 0 коп.</w:t>
             </w:r>
           </w:p>
         </w:tc>
@@ -876,7 +1193,7 @@
               <w:t xml:space="preserve">Адрес регистрации: </w:t>
             </w:r>
             <w:r>
-              <w:t xml:space="preserve">Казань, Лесная 55</w:t>
+              <w:t xml:space="preserve">Воронеж Советская 55/1 кв 23</w:t>
             </w:r>
           </w:p>
           <w:p>
@@ -915,7 +1232,7 @@
               <w:t xml:space="preserve">Тел.: </w:t>
             </w:r>
             <w:r>
-              <w:t xml:space="preserve">+7 (495) 787-47-92</w:t>
+              <w:t xml:space="preserve">+7 (846) 463-15-29</w:t>
             </w:r>
           </w:p>
           <w:p>
@@ -923,7 +1240,7 @@
               <w:t xml:space="preserve">E-mail: </w:t>
             </w:r>
             <w:r>
-              <w:t xml:space="preserve">guseva@sibtrans.ru</w:t>
+              <w:t xml:space="preserve">guseva@mail.ru</w:t>
             </w:r>
           </w:p>
           <w:p/>
@@ -980,7 +1297,7 @@
               <w:t xml:space="preserve">Адрес регистрации: </w:t>
             </w:r>
             <w:r>
-              <w:t xml:space="preserve">Казань Строителей 66/4 кв 19</w:t>
+              <w:t xml:space="preserve">Пермь Промышленная 4/2 кв 28</w:t>
             </w:r>
           </w:p>
           <w:p>
@@ -1019,7 +1336,7 @@
               <w:t xml:space="preserve">Тел.: </w:t>
             </w:r>
             <w:r>
-              <w:t xml:space="preserve">+7 (499) 984-70-85</w:t>
+              <w:t xml:space="preserve">+7 (843) 719-75-46</w:t>
             </w:r>
           </w:p>
           <w:p>
@@ -1027,7 +1344,7 @@
               <w:t xml:space="preserve">E-mail: </w:t>
             </w:r>
             <w:r>
-              <w:t xml:space="preserve">vorobev@sibtrans.ru</w:t>
+              <w:t xml:space="preserve">vorobev@yandex.ru</w:t>
             </w:r>
           </w:p>
           <w:p/>
@@ -1086,13 +1403,13 @@
       <w:t xml:space="preserve">ИП Гусева Е. Ю. · </w:t>
     </w:r>
     <w:r>
-      <w:t xml:space="preserve">+7 (499) 816-89-41</w:t>
+      <w:t xml:space="preserve">+7 (843) 567-66-51</w:t>
     </w:r>
     <w:r>
       <w:t xml:space="preserve"> · </w:t>
     </w:r>
     <w:r>
-      <w:t xml:space="preserve">guseva@inbox.ru</w:t>
+      <w:t xml:space="preserve">guseva@gmail.com</w:t>
     </w:r>
   </w:p>
 </w:hdr>

--- a/tests/corpus_v2/docs/services_0014.docx
+++ b/tests/corpus_v2/docs/services_0014.docx
@@ -1136,6 +1136,37 @@
         </w:tc>
       </w:tr>
     </w:tbl>
+    <w:p/>
+    <w:p>
+      <w:r>
+        <w:rPr>
+          <w:b/>
+        </w:rPr>
+        <w:t xml:space="preserve">6. ОСОБЫЕ УСЛОВИЯ ОТДЕЛЬНЫХ ВИДОВ ДАННЫХ</w:t>
+      </w:r>
+    </w:p>
+    <w:p>
+      <w:r>
+        <w:t xml:space="preserve">6.1. Полномочия представителя подтверждены доверенностью, реестровый номер </w:t>
+      </w:r>
+      <w:r>
+        <w:t xml:space="preserve">16/89-н/16-2024-3-215</w:t>
+      </w:r>
+      <w:r>
+        <w:t xml:space="preserve">.</w:t>
+      </w:r>
+    </w:p>
+    <w:p>
+      <w:r>
+        <w:t xml:space="preserve">6.2. Для сопоставления в учёте указывается: </w:t>
+      </w:r>
+      <w:r>
+        <w:t xml:space="preserve">ГОСТ Р 52044-2003</w:t>
+      </w:r>
+      <w:r>
+        <w:t xml:space="preserve">.</w:t>
+      </w:r>
+    </w:p>
     <w:p/>
     <w:p>
       <w:r>

--- a/tests/corpus_v2/docs/services_0014.docx
+++ b/tests/corpus_v2/docs/services_0014.docx
@@ -1147,21 +1147,87 @@
     </w:p>
     <w:p>
       <w:r>
-        <w:t xml:space="preserve">6.1. Полномочия представителя подтверждены доверенностью, реестровый номер </w:t>
-      </w:r>
-      <w:r>
-        <w:t xml:space="preserve">16/89-н/16-2024-3-215</w:t>
-      </w:r>
-      <w:r>
-        <w:t xml:space="preserve">.</w:t>
-      </w:r>
-    </w:p>
-    <w:p>
-      <w:r>
-        <w:t xml:space="preserve">6.2. Для сопоставления в учёте указывается: </w:t>
-      </w:r>
-      <w:r>
-        <w:t xml:space="preserve">ГОСТ Р 52044-2003</w:t>
+        <w:t xml:space="preserve">6.1. Работы выполняются на основании ранее заключённого Договора № </w:t>
+      </w:r>
+      <w:r>
+        <w:t xml:space="preserve">17595/001-сс</w:t>
+      </w:r>
+      <w:r>
+        <w:t xml:space="preserve"> между теми же сторонами.</w:t>
+      </w:r>
+    </w:p>
+    <w:p>
+      <w:r>
+        <w:t xml:space="preserve">6.2. Первичные документы: </w:t>
+      </w:r>
+      <w:r>
+        <w:t xml:space="preserve">как указано в пункте 4.2 настоящего Договора</w:t>
+      </w:r>
+      <w:r>
+        <w:t xml:space="preserve">.</w:t>
+      </w:r>
+    </w:p>
+    <w:p>
+      <w:r>
+        <w:t xml:space="preserve">6.3. Запись о лицензии внесена в реестр за регистрационным номером </w:t>
+      </w:r>
+      <w:r>
+        <w:t xml:space="preserve">144625873</w:t>
+      </w:r>
+      <w:r>
+        <w:t xml:space="preserve">.</w:t>
+      </w:r>
+    </w:p>
+    <w:p>
+      <w:r>
+        <w:t xml:space="preserve">6.4. Внутренний учёт ведётся отдельно: </w:t>
+      </w:r>
+      <w:r>
+        <w:t xml:space="preserve">инвентарный номер 123456789</w:t>
+      </w:r>
+      <w:r>
+        <w:t xml:space="preserve">.</w:t>
+      </w:r>
+    </w:p>
+    <w:p>
+      <w:r>
+        <w:t xml:space="preserve">6.5. Полномочия представителя подтверждены доверенностью, реестровый номер </w:t>
+      </w:r>
+      <w:r>
+        <w:t xml:space="preserve">50/121-н/50-2023-4-88</w:t>
+      </w:r>
+      <w:r>
+        <w:t xml:space="preserve">.</w:t>
+      </w:r>
+    </w:p>
+    <w:p>
+      <w:r>
+        <w:t xml:space="preserve">6.6. Для сопоставления в учёте указывается: </w:t>
+      </w:r>
+      <w:r>
+        <w:t xml:space="preserve">срок действия 12/2024-06/2025</w:t>
+      </w:r>
+      <w:r>
+        <w:t xml:space="preserve">.</w:t>
+      </w:r>
+    </w:p>
+    <w:p>
+      <w:r>
+        <w:t xml:space="preserve">6.7. Решение принято большинством в </w:t>
+      </w:r>
+      <w:r>
+        <w:t xml:space="preserve">25,5 % голосов от общего числа</w:t>
+      </w:r>
+      <w:r>
+        <w:t xml:space="preserve"> от общего числа голосов членов совета директоров.</w:t>
+      </w:r>
+    </w:p>
+    <w:p>
+      <w:r>
+        <w:t xml:space="preserve">6.8. Кворум определяется уставом: </w:t>
+      </w:r>
+      <w:r>
+        <w:t xml:space="preserve">доля брака не превышает 1 % партии</w:t>
       </w:r>
       <w:r>
         <w:t xml:space="preserve">.</w:t>

--- a/tests/corpus_v2/docs/services_0014.docx
+++ b/tests/corpus_v2/docs/services_0014.docx
@@ -1147,10 +1147,32 @@
     </w:p>
     <w:p>
       <w:r>
-        <w:t xml:space="preserve">6.1. Работы выполняются на основании ранее заключённого Договора № </w:t>
-      </w:r>
-      <w:r>
-        <w:t xml:space="preserve">17595/001-сс</w:t>
+        <w:t xml:space="preserve">6.1. Стороны ранее заключили </w:t>
+      </w:r>
+      <w:r>
+        <w:t xml:space="preserve">договор уступки права требования</w:t>
+      </w:r>
+      <w:r>
+        <w:t xml:space="preserve"> на сопоставимых условиях.</w:t>
+      </w:r>
+    </w:p>
+    <w:p>
+      <w:r>
+        <w:t xml:space="preserve">6.2. Прочие условия: </w:t>
+      </w:r>
+      <w:r>
+        <w:t xml:space="preserve">реквизиты первичных документов приведены в приложении</w:t>
+      </w:r>
+      <w:r>
+        <w:t xml:space="preserve">.</w:t>
+      </w:r>
+    </w:p>
+    <w:p>
+      <w:r>
+        <w:t xml:space="preserve">6.3. Работы выполняются на основании ранее заключённого Договора № </w:t>
+      </w:r>
+      <w:r>
+        <w:t xml:space="preserve">118/2024-А</w:t>
       </w:r>
       <w:r>
         <w:t xml:space="preserve"> между теми же сторонами.</w:t>
@@ -1158,29 +1180,73 @@
     </w:p>
     <w:p>
       <w:r>
-        <w:t xml:space="preserve">6.2. Первичные документы: </w:t>
-      </w:r>
-      <w:r>
-        <w:t xml:space="preserve">как указано в пункте 4.2 настоящего Договора</w:t>
-      </w:r>
-      <w:r>
-        <w:t xml:space="preserve">.</w:t>
-      </w:r>
-    </w:p>
-    <w:p>
-      <w:r>
-        <w:t xml:space="preserve">6.3. Запись о лицензии внесена в реестр за регистрационным номером </w:t>
-      </w:r>
-      <w:r>
-        <w:t xml:space="preserve">144625873</w:t>
-      </w:r>
-      <w:r>
-        <w:t xml:space="preserve">.</w:t>
-      </w:r>
-    </w:p>
-    <w:p>
-      <w:r>
-        <w:t xml:space="preserve">6.4. Внутренний учёт ведётся отдельно: </w:t>
+        <w:t xml:space="preserve">6.4. Первичные документы: </w:t>
+      </w:r>
+      <w:r>
+        <w:t xml:space="preserve">счёт-фактура выставлена без ссылки на номер</w:t>
+      </w:r>
+      <w:r>
+        <w:t xml:space="preserve">.</w:t>
+      </w:r>
+    </w:p>
+    <w:p>
+      <w:r>
+        <w:t xml:space="preserve">6.5. Паспорт гражданина Российской Федерации выдан </w:t>
+      </w:r>
+      <w:r>
+        <w:t xml:space="preserve">ОУФМС России по Тверской области в Заволжском р-не</w:t>
+      </w:r>
+      <w:r>
+        <w:t xml:space="preserve">, паспорт предъявлен при подписании.</w:t>
+      </w:r>
+    </w:p>
+    <w:p>
+      <w:r>
+        <w:t xml:space="preserve">6.6. Сопутствующие сведения: </w:t>
+      </w:r>
+      <w:r>
+        <w:t xml:space="preserve">паспорт выдан, реквизиты приведены в приложении</w:t>
+      </w:r>
+      <w:r>
+        <w:t xml:space="preserve">.</w:t>
+      </w:r>
+    </w:p>
+    <w:p>
+      <w:r>
+        <w:t xml:space="preserve">6.7. Запись о государственной регистрации внесена регистрирующим органом: </w:t>
+      </w:r>
+      <w:r>
+        <w:t xml:space="preserve">ИФНС России по г. Наро-Фоминску Московской области</w:t>
+      </w:r>
+      <w:r>
+        <w:t xml:space="preserve">.</w:t>
+      </w:r>
+    </w:p>
+    <w:p>
+      <w:r>
+        <w:t xml:space="preserve">6.8. Общие сведения о регистрации: </w:t>
+      </w:r>
+      <w:r>
+        <w:t xml:space="preserve">сведения о юридическом лице содержатся в ЕГРЮЛ</w:t>
+      </w:r>
+      <w:r>
+        <w:t xml:space="preserve">.</w:t>
+      </w:r>
+    </w:p>
+    <w:p>
+      <w:r>
+        <w:t xml:space="preserve">6.9. Запись о лицензии внесена в реестр за регистрационным номером </w:t>
+      </w:r>
+      <w:r>
+        <w:t xml:space="preserve">268530417</w:t>
+      </w:r>
+      <w:r>
+        <w:t xml:space="preserve">.</w:t>
+      </w:r>
+    </w:p>
+    <w:p>
+      <w:r>
+        <w:t xml:space="preserve">6.10. Внутренний учёт ведётся отдельно: </w:t>
       </w:r>
       <w:r>
         <w:t xml:space="preserve">инвентарный номер 123456789</w:t>
@@ -1191,32 +1257,32 @@
     </w:p>
     <w:p>
       <w:r>
-        <w:t xml:space="preserve">6.5. Полномочия представителя подтверждены доверенностью, реестровый номер </w:t>
-      </w:r>
-      <w:r>
-        <w:t xml:space="preserve">50/121-н/50-2023-4-88</w:t>
-      </w:r>
-      <w:r>
-        <w:t xml:space="preserve">.</w:t>
-      </w:r>
-    </w:p>
-    <w:p>
-      <w:r>
-        <w:t xml:space="preserve">6.6. Для сопоставления в учёте указывается: </w:t>
-      </w:r>
-      <w:r>
-        <w:t xml:space="preserve">срок действия 12/2024-06/2025</w:t>
-      </w:r>
-      <w:r>
-        <w:t xml:space="preserve">.</w:t>
-      </w:r>
-    </w:p>
-    <w:p>
-      <w:r>
-        <w:t xml:space="preserve">6.7. Решение принято большинством в </w:t>
-      </w:r>
-      <w:r>
-        <w:t xml:space="preserve">25,5 % голосов от общего числа</w:t>
+        <w:t xml:space="preserve">6.11. Полномочия представителя подтверждены доверенностью, реестровый номер </w:t>
+      </w:r>
+      <w:r>
+        <w:t xml:space="preserve">16/89-н/16-2024-3-215</w:t>
+      </w:r>
+      <w:r>
+        <w:t xml:space="preserve">.</w:t>
+      </w:r>
+    </w:p>
+    <w:p>
+      <w:r>
+        <w:t xml:space="preserve">6.12. Для сопоставления в учёте указывается: </w:t>
+      </w:r>
+      <w:r>
+        <w:t xml:space="preserve">пп. 4/5-1 и 7/2-3 Правил страхования</w:t>
+      </w:r>
+      <w:r>
+        <w:t xml:space="preserve">.</w:t>
+      </w:r>
+    </w:p>
+    <w:p>
+      <w:r>
+        <w:t xml:space="preserve">6.13. Решение принято большинством в </w:t>
+      </w:r>
+      <w:r>
+        <w:t xml:space="preserve">75 % голосов</w:t>
       </w:r>
       <w:r>
         <w:t xml:space="preserve"> от общего числа голосов членов совета директоров.</w:t>
@@ -1224,7 +1290,7 @@
     </w:p>
     <w:p>
       <w:r>
-        <w:t xml:space="preserve">6.8. Кворум определяется уставом: </w:t>
+        <w:t xml:space="preserve">6.14. Кворум определяется уставом: </w:t>
       </w:r>
       <w:r>
         <w:t xml:space="preserve">доля брака не превышает 1 % партии</w:t>

--- a/tests/corpus_v2/docs/services_0014.docx
+++ b/tests/corpus_v2/docs/services_0014.docx
@@ -39,7 +39,7 @@
         <w:t xml:space="preserve">     </w:t>
       </w:r>
       <w:r>
-        <w:t xml:space="preserve">7 марта 2025 г.</w:t>
+        <w:t xml:space="preserve">«07» марта 2025 г.</w:t>
       </w:r>
     </w:p>
     <w:p/>
